--- a/道場/20240706-智仁勇品格營/勇德教案體驗活動_小朋友版本.docx
+++ b/道場/20240706-智仁勇品格營/勇德教案體驗活動_小朋友版本.docx
@@ -4,6 +4,7 @@
   <w:body>
     <w:p>
       <w:pPr>
+        <w:widowControl/>
         <w:rPr>
           <w:b/>
           <w:bCs/>
@@ -19,17 +20,2688 @@
           <w:sz w:val="28"/>
           <w:szCs w:val="24"/>
         </w:rPr>
-        <w:t>（副課三）：勇者的百寶箱</w:t>
+        <w:t>主課三</w:t>
+      </w:r>
+      <w:r>
+        <w:rPr>
+          <w:rFonts w:hint="eastAsia"/>
+          <w:b/>
+          <w:bCs/>
+          <w:sz w:val="28"/>
+          <w:szCs w:val="24"/>
+        </w:rPr>
+        <w:t>：勇者的百寶箱</w:t>
       </w:r>
     </w:p>
     <w:p>
       <w:pPr>
+        <w:widowControl/>
+        <w:rPr>
+          <w:b/>
+          <w:bCs/>
+          <w:sz w:val="28"/>
+          <w:szCs w:val="24"/>
+        </w:rPr>
+      </w:pPr>
+      <w:r>
         <w:rPr>
           <w:rFonts w:hint="eastAsia"/>
+          <w:b/>
+          <w:bCs/>
           <w:sz w:val="28"/>
           <w:szCs w:val="24"/>
         </w:rPr>
+        <w:t>一、課程目標</w:t>
+      </w:r>
+    </w:p>
+    <w:p>
+      <w:pPr>
+        <w:widowControl/>
+        <w:spacing w:line="400" w:lineRule="exact"/>
+        <w:ind w:firstLine="480"/>
+        <w:rPr>
+          <w:sz w:val="28"/>
+          <w:szCs w:val="24"/>
+        </w:rPr>
       </w:pPr>
+      <w:r>
+        <w:rPr>
+          <w:rFonts w:hint="eastAsia"/>
+          <w:sz w:val="28"/>
+          <w:szCs w:val="24"/>
+        </w:rPr>
+        <w:t>1.</w:t>
+      </w:r>
+      <w:r>
+        <w:rPr>
+          <w:sz w:val="28"/>
+          <w:szCs w:val="24"/>
+        </w:rPr>
+        <w:tab/>
+      </w:r>
+      <w:r>
+        <w:rPr>
+          <w:rFonts w:hint="eastAsia"/>
+          <w:sz w:val="28"/>
+          <w:szCs w:val="24"/>
+        </w:rPr>
+        <w:t>每個人都會有一些害怕、恐懼、沒有自信、不敢面對的事情，在學習中也可能會遭遇到失敗、挫折，即使失敗、跌倒了也沒有關係，只要勇於接受挑戰、不怕困難，再接再厲，一定能成功。</w:t>
+      </w:r>
+    </w:p>
+    <w:p>
+      <w:pPr>
+        <w:widowControl/>
+        <w:spacing w:line="400" w:lineRule="exact"/>
+        <w:ind w:firstLine="480"/>
+        <w:rPr>
+          <w:rFonts w:hint="eastAsia"/>
+          <w:sz w:val="28"/>
+          <w:szCs w:val="24"/>
+        </w:rPr>
+      </w:pPr>
+      <w:r>
+        <w:rPr>
+          <w:rFonts w:hint="eastAsia"/>
+          <w:sz w:val="28"/>
+          <w:szCs w:val="24"/>
+        </w:rPr>
+        <w:t>2.</w:t>
+      </w:r>
+      <w:r>
+        <w:rPr>
+          <w:sz w:val="28"/>
+          <w:szCs w:val="24"/>
+        </w:rPr>
+        <w:tab/>
+      </w:r>
+      <w:r>
+        <w:rPr>
+          <w:rFonts w:ascii="標楷體" w:hAnsi="標楷體" w:cs="Times New Roman" w:hint="eastAsia"/>
+          <w:sz w:val="28"/>
+          <w:szCs w:val="28"/>
+        </w:rPr>
+        <w:t>每個人都難免會有犯錯的時候。所謂「知恥近乎勇」。犯了過錯不可恥，重要的是能夠承認自己的錯誤。知道自己犯錯了，要有勇氣認錯、道歉並且改過。</w:t>
+      </w:r>
+    </w:p>
+    <w:p>
+      <w:pPr>
+        <w:widowControl/>
+        <w:rPr>
+          <w:rFonts w:hint="eastAsia"/>
+          <w:b/>
+          <w:bCs/>
+          <w:sz w:val="28"/>
+          <w:szCs w:val="24"/>
+        </w:rPr>
+      </w:pPr>
+    </w:p>
+    <w:p>
+      <w:pPr>
+        <w:spacing w:line="400" w:lineRule="exact"/>
+        <w:rPr>
+          <w:rFonts w:cs="Times New Roman"/>
+          <w:bCs/>
+          <w:sz w:val="28"/>
+          <w:szCs w:val="28"/>
+        </w:rPr>
+      </w:pPr>
+      <w:r>
+        <w:rPr>
+          <w:rFonts w:cs="Times New Roman" w:hint="eastAsia"/>
+          <w:bCs/>
+          <w:sz w:val="28"/>
+          <w:szCs w:val="28"/>
+        </w:rPr>
+        <w:t>【誠實的</w:t>
+      </w:r>
+      <w:r>
+        <w:rPr>
+          <w:rFonts w:cs="Times New Roman" w:hint="eastAsia"/>
+          <w:bCs/>
+          <w:sz w:val="28"/>
+          <w:szCs w:val="28"/>
+        </w:rPr>
+        <w:t>97</w:t>
+      </w:r>
+      <w:r>
+        <w:rPr>
+          <w:rFonts w:cs="Times New Roman" w:hint="eastAsia"/>
+          <w:bCs/>
+          <w:sz w:val="28"/>
+          <w:szCs w:val="28"/>
+        </w:rPr>
+        <w:t>分】</w:t>
+      </w:r>
+    </w:p>
+    <w:p>
+      <w:pPr>
+        <w:spacing w:line="400" w:lineRule="exact"/>
+        <w:rPr>
+          <w:rFonts w:cs="Times New Roman"/>
+          <w:bCs/>
+          <w:sz w:val="28"/>
+          <w:szCs w:val="28"/>
+        </w:rPr>
+      </w:pPr>
+      <w:r>
+        <w:rPr>
+          <w:rFonts w:cs="Times New Roman" w:hint="eastAsia"/>
+          <w:bCs/>
+          <w:sz w:val="28"/>
+          <w:szCs w:val="28"/>
+        </w:rPr>
+        <w:t xml:space="preserve">　　</w:t>
+      </w:r>
+      <w:r>
+        <w:rPr>
+          <w:rFonts w:cs="Times New Roman" w:hint="eastAsia"/>
+          <w:bCs/>
+          <w:sz w:val="28"/>
+          <w:szCs w:val="28"/>
+        </w:rPr>
+        <w:t>小明</w:t>
+      </w:r>
+      <w:r>
+        <w:rPr>
+          <w:rFonts w:cs="Times New Roman" w:hint="eastAsia"/>
+          <w:bCs/>
+          <w:sz w:val="28"/>
+          <w:szCs w:val="28"/>
+        </w:rPr>
+        <w:t>在一次的數學考試中考了</w:t>
+      </w:r>
+      <w:r>
+        <w:rPr>
+          <w:rFonts w:cs="Times New Roman" w:hint="eastAsia"/>
+          <w:bCs/>
+          <w:sz w:val="28"/>
+          <w:szCs w:val="28"/>
+        </w:rPr>
+        <w:t>100</w:t>
+      </w:r>
+      <w:r>
+        <w:rPr>
+          <w:rFonts w:cs="Times New Roman" w:hint="eastAsia"/>
+          <w:bCs/>
+          <w:sz w:val="28"/>
+          <w:szCs w:val="28"/>
+        </w:rPr>
+        <w:t>分，而且是全班唯一一位滿分的同學，當他到教室前面領考卷的時候，還被老師當眾表揚，讓小明感到非常的光榮。</w:t>
+      </w:r>
+    </w:p>
+    <w:p>
+      <w:pPr>
+        <w:spacing w:line="400" w:lineRule="exact"/>
+        <w:rPr>
+          <w:rFonts w:cs="Times New Roman"/>
+          <w:bCs/>
+          <w:sz w:val="28"/>
+          <w:szCs w:val="28"/>
+        </w:rPr>
+      </w:pPr>
+      <w:r>
+        <w:rPr>
+          <w:rFonts w:cs="Times New Roman" w:hint="eastAsia"/>
+          <w:bCs/>
+          <w:sz w:val="28"/>
+          <w:szCs w:val="28"/>
+        </w:rPr>
+        <w:t xml:space="preserve">　　但是當他回到座位檢查考卷時，卻發現有一題答案其實是寫錯的，其實自己應該是</w:t>
+      </w:r>
+      <w:r>
+        <w:rPr>
+          <w:rFonts w:cs="Times New Roman" w:hint="eastAsia"/>
+          <w:bCs/>
+          <w:sz w:val="28"/>
+          <w:szCs w:val="28"/>
+        </w:rPr>
+        <w:t>97</w:t>
+      </w:r>
+      <w:r>
+        <w:rPr>
+          <w:rFonts w:cs="Times New Roman" w:hint="eastAsia"/>
+          <w:bCs/>
+          <w:sz w:val="28"/>
+          <w:szCs w:val="28"/>
+        </w:rPr>
+        <w:t>分。</w:t>
+      </w:r>
+    </w:p>
+    <w:p>
+      <w:pPr>
+        <w:spacing w:line="400" w:lineRule="exact"/>
+        <w:rPr>
+          <w:rFonts w:cs="Times New Roman"/>
+          <w:bCs/>
+          <w:sz w:val="28"/>
+          <w:szCs w:val="28"/>
+        </w:rPr>
+      </w:pPr>
+      <w:r>
+        <w:rPr>
+          <w:rFonts w:cs="Times New Roman" w:hint="eastAsia"/>
+          <w:bCs/>
+          <w:sz w:val="28"/>
+          <w:szCs w:val="28"/>
+        </w:rPr>
+        <w:t xml:space="preserve">　　這時小明非常的猶豫，自己應該誠實的跟老師說呢？還是當作沒事發生？</w:t>
+      </w:r>
+    </w:p>
+    <w:p>
+      <w:pPr>
+        <w:spacing w:line="400" w:lineRule="exact"/>
+        <w:rPr>
+          <w:rFonts w:cs="Times New Roman"/>
+          <w:bCs/>
+          <w:sz w:val="28"/>
+          <w:szCs w:val="28"/>
+        </w:rPr>
+      </w:pPr>
+      <w:r>
+        <w:rPr>
+          <w:rFonts w:cs="Times New Roman" w:hint="eastAsia"/>
+          <w:bCs/>
+          <w:sz w:val="28"/>
+          <w:szCs w:val="28"/>
+        </w:rPr>
+        <w:t xml:space="preserve">　　經過一段時間的思考後，小明決定鼓起勇氣，在下課時間主動拿考卷找老師，跟老師說她改錯的地方。老師感到很高興，並記了小明一</w:t>
+      </w:r>
+      <w:r>
+        <w:rPr>
+          <w:rFonts w:cs="Times New Roman" w:hint="eastAsia"/>
+          <w:bCs/>
+          <w:color w:val="FF0000"/>
+          <w:sz w:val="28"/>
+          <w:szCs w:val="28"/>
+        </w:rPr>
+        <w:t>支</w:t>
+      </w:r>
+      <w:r>
+        <w:rPr>
+          <w:rFonts w:cs="Times New Roman" w:hint="eastAsia"/>
+          <w:bCs/>
+          <w:sz w:val="28"/>
+          <w:szCs w:val="28"/>
+        </w:rPr>
+        <w:t>嘉獎，因為小明並沒有因為想要一百分而選擇隱瞞。</w:t>
+      </w:r>
+    </w:p>
+    <w:p>
+      <w:pPr>
+        <w:widowControl/>
+        <w:spacing w:line="400" w:lineRule="exact"/>
+        <w:rPr>
+          <w:rFonts w:hint="eastAsia"/>
+          <w:b/>
+          <w:bCs/>
+          <w:sz w:val="28"/>
+          <w:szCs w:val="24"/>
+        </w:rPr>
+      </w:pPr>
+      <w:r>
+        <w:rPr>
+          <w:rFonts w:cs="Times New Roman" w:hint="eastAsia"/>
+          <w:bCs/>
+          <w:sz w:val="28"/>
+          <w:szCs w:val="28"/>
+        </w:rPr>
+        <w:t xml:space="preserve">　　各位小朋友，比起考</w:t>
+      </w:r>
+      <w:r>
+        <w:rPr>
+          <w:rFonts w:cs="Times New Roman" w:hint="eastAsia"/>
+          <w:bCs/>
+          <w:sz w:val="28"/>
+          <w:szCs w:val="28"/>
+        </w:rPr>
+        <w:t>100</w:t>
+      </w:r>
+      <w:r>
+        <w:rPr>
+          <w:rFonts w:cs="Times New Roman" w:hint="eastAsia"/>
+          <w:bCs/>
+          <w:sz w:val="28"/>
+          <w:szCs w:val="28"/>
+        </w:rPr>
+        <w:t>分的成績，更重要的是你的誠實、你的勇敢。</w:t>
+      </w:r>
+    </w:p>
+    <w:p>
+      <w:pPr>
+        <w:widowControl/>
+        <w:rPr>
+          <w:b/>
+          <w:bCs/>
+          <w:sz w:val="28"/>
+          <w:szCs w:val="24"/>
+        </w:rPr>
+      </w:pPr>
+      <w:r>
+        <w:rPr>
+          <w:b/>
+          <w:bCs/>
+          <w:sz w:val="28"/>
+          <w:szCs w:val="24"/>
+        </w:rPr>
+        <w:br w:type="page"/>
+      </w:r>
+    </w:p>
+    <w:p>
+      <w:pPr>
+        <w:rPr>
+          <w:b/>
+          <w:bCs/>
+          <w:sz w:val="28"/>
+          <w:szCs w:val="24"/>
+        </w:rPr>
+      </w:pPr>
+      <w:r>
+        <w:rPr>
+          <w:rFonts w:hint="eastAsia"/>
+          <w:b/>
+          <w:bCs/>
+          <w:sz w:val="28"/>
+          <w:szCs w:val="24"/>
+        </w:rPr>
+        <w:lastRenderedPageBreak/>
+        <w:t>（副課三）：勇者的百寶箱</w:t>
+      </w:r>
+    </w:p>
+    <w:p>
+      <w:pPr>
+        <w:spacing w:line="400" w:lineRule="exact"/>
+        <w:rPr>
+          <w:rFonts w:cs="Times New Roman"/>
+          <w:b/>
+          <w:sz w:val="28"/>
+          <w:szCs w:val="28"/>
+        </w:rPr>
+      </w:pPr>
+      <w:r>
+        <w:rPr>
+          <w:rFonts w:cs="Times New Roman" w:hint="eastAsia"/>
+          <w:b/>
+          <w:sz w:val="28"/>
+          <w:szCs w:val="28"/>
+        </w:rPr>
+        <w:t xml:space="preserve">1. </w:t>
+      </w:r>
+      <w:r>
+        <w:rPr>
+          <w:rFonts w:cs="Times New Roman" w:hint="eastAsia"/>
+          <w:b/>
+          <w:sz w:val="28"/>
+          <w:szCs w:val="28"/>
+        </w:rPr>
+        <w:t>在剛剛的活動中，你的勇敢指數總共是多少分呢？</w:t>
+      </w:r>
+      <w:r>
+        <w:rPr>
+          <w:rFonts w:cs="Times New Roman" w:hint="eastAsia"/>
+          <w:b/>
+          <w:sz w:val="28"/>
+          <w:szCs w:val="28"/>
+        </w:rPr>
+        <w:t>_____</w:t>
+      </w:r>
+    </w:p>
+    <w:p>
+      <w:pPr>
+        <w:spacing w:line="400" w:lineRule="exact"/>
+        <w:rPr>
+          <w:rFonts w:cs="Times New Roman" w:hint="eastAsia"/>
+          <w:b/>
+          <w:sz w:val="28"/>
+          <w:szCs w:val="28"/>
+        </w:rPr>
+      </w:pPr>
+      <w:r>
+        <w:rPr>
+          <w:rFonts w:cs="Times New Roman"/>
+          <w:b/>
+          <w:sz w:val="28"/>
+          <w:szCs w:val="28"/>
+        </w:rPr>
+        <w:tab/>
+      </w:r>
+      <w:r>
+        <w:rPr>
+          <w:rFonts w:cs="Times New Roman" w:hint="eastAsia"/>
+          <w:b/>
+          <w:sz w:val="28"/>
+          <w:szCs w:val="28"/>
+        </w:rPr>
+        <w:t>2</w:t>
+      </w:r>
+      <w:r>
+        <w:rPr>
+          <w:rFonts w:cs="Times New Roman"/>
+          <w:b/>
+          <w:sz w:val="28"/>
+          <w:szCs w:val="28"/>
+        </w:rPr>
+        <w:tab/>
+      </w:r>
+      <w:r>
+        <w:rPr>
+          <w:rFonts w:cs="Times New Roman" w:hint="eastAsia"/>
+          <w:b/>
+          <w:sz w:val="28"/>
+          <w:szCs w:val="28"/>
+        </w:rPr>
+        <w:t xml:space="preserve"> 4   6</w:t>
+      </w:r>
+      <w:r>
+        <w:rPr>
+          <w:rFonts w:cs="Times New Roman"/>
+          <w:b/>
+          <w:sz w:val="28"/>
+          <w:szCs w:val="28"/>
+        </w:rPr>
+        <w:tab/>
+      </w:r>
+      <w:r>
+        <w:rPr>
+          <w:rFonts w:cs="Times New Roman" w:hint="eastAsia"/>
+          <w:b/>
+          <w:sz w:val="28"/>
+          <w:szCs w:val="28"/>
+        </w:rPr>
+        <w:t xml:space="preserve">  8  10  12  14</w:t>
+      </w:r>
+      <w:r>
+        <w:rPr>
+          <w:rFonts w:cs="Times New Roman"/>
+          <w:b/>
+          <w:sz w:val="28"/>
+          <w:szCs w:val="28"/>
+        </w:rPr>
+        <w:tab/>
+      </w:r>
+      <w:r>
+        <w:rPr>
+          <w:rFonts w:cs="Times New Roman" w:hint="eastAsia"/>
+          <w:b/>
+          <w:sz w:val="28"/>
+          <w:szCs w:val="28"/>
+        </w:rPr>
+        <w:t>16</w:t>
+      </w:r>
+      <w:r>
+        <w:rPr>
+          <w:rFonts w:cs="Times New Roman"/>
+          <w:b/>
+          <w:sz w:val="28"/>
+          <w:szCs w:val="28"/>
+        </w:rPr>
+        <w:tab/>
+      </w:r>
+      <w:r>
+        <w:rPr>
+          <w:rFonts w:cs="Times New Roman" w:hint="eastAsia"/>
+          <w:b/>
+          <w:sz w:val="28"/>
+          <w:szCs w:val="28"/>
+        </w:rPr>
+        <w:t xml:space="preserve"> 18</w:t>
+      </w:r>
+      <w:r>
+        <w:rPr>
+          <w:rFonts w:cs="Times New Roman"/>
+          <w:b/>
+          <w:sz w:val="28"/>
+          <w:szCs w:val="28"/>
+        </w:rPr>
+        <w:tab/>
+      </w:r>
+      <w:r>
+        <w:rPr>
+          <w:rFonts w:cs="Times New Roman" w:hint="eastAsia"/>
+          <w:b/>
+          <w:sz w:val="28"/>
+          <w:szCs w:val="28"/>
+        </w:rPr>
+        <w:t xml:space="preserve">  20  22  24  26  28  30</w:t>
+      </w:r>
+    </w:p>
+    <w:p>
+      <w:pPr>
+        <w:spacing w:line="400" w:lineRule="exact"/>
+        <w:rPr>
+          <w:rFonts w:cs="Times New Roman"/>
+          <w:b/>
+          <w:sz w:val="28"/>
+          <w:szCs w:val="28"/>
+        </w:rPr>
+      </w:pPr>
+      <w:r>
+        <w:rPr>
+          <w:rFonts w:cs="Times New Roman"/>
+          <w:b/>
+          <w:noProof/>
+          <w:sz w:val="28"/>
+          <w:szCs w:val="28"/>
+        </w:rPr>
+        <mc:AlternateContent>
+          <mc:Choice Requires="wps">
+            <w:drawing>
+              <wp:anchor distT="0" distB="0" distL="114300" distR="114300" simplePos="0" relativeHeight="251663360" behindDoc="0" locked="0" layoutInCell="1" allowOverlap="1" wp14:anchorId="1DFBF171" wp14:editId="17ADCBC6">
+                <wp:simplePos x="0" y="0"/>
+                <wp:positionH relativeFrom="column">
+                  <wp:posOffset>910590</wp:posOffset>
+                </wp:positionH>
+                <wp:positionV relativeFrom="paragraph">
+                  <wp:posOffset>64770</wp:posOffset>
+                </wp:positionV>
+                <wp:extent cx="752475" cy="1285875"/>
+                <wp:effectExtent l="19050" t="0" r="47625" b="28575"/>
+                <wp:wrapNone/>
+                <wp:docPr id="217985669" name="箭號: ＞形 17"/>
+                <wp:cNvGraphicFramePr/>
+                <a:graphic xmlns:a="http://schemas.openxmlformats.org/drawingml/2006/main">
+                  <a:graphicData uri="http://schemas.microsoft.com/office/word/2010/wordprocessingShape">
+                    <wps:wsp>
+                      <wps:cNvSpPr/>
+                      <wps:spPr>
+                        <a:xfrm>
+                          <a:off x="0" y="0"/>
+                          <a:ext cx="752475" cy="1285875"/>
+                        </a:xfrm>
+                        <a:prstGeom prst="chevron">
+                          <a:avLst/>
+                        </a:prstGeom>
+                      </wps:spPr>
+                      <wps:style>
+                        <a:lnRef idx="2">
+                          <a:schemeClr val="dk1"/>
+                        </a:lnRef>
+                        <a:fillRef idx="1">
+                          <a:schemeClr val="lt1"/>
+                        </a:fillRef>
+                        <a:effectRef idx="0">
+                          <a:schemeClr val="dk1"/>
+                        </a:effectRef>
+                        <a:fontRef idx="minor">
+                          <a:schemeClr val="dk1"/>
+                        </a:fontRef>
+                      </wps:style>
+                      <wps:bodyPr rot="0" spcFirstLastPara="0" vertOverflow="overflow" horzOverflow="overflow" vert="horz" wrap="square" lIns="91440" tIns="45720" rIns="91440" bIns="45720" numCol="1" spcCol="0" rtlCol="0" fromWordArt="0" anchor="ctr" anchorCtr="0" forceAA="0" compatLnSpc="1">
+                        <a:prstTxWarp prst="textNoShape">
+                          <a:avLst/>
+                        </a:prstTxWarp>
+                        <a:noAutofit/>
+                      </wps:bodyPr>
+                    </wps:wsp>
+                  </a:graphicData>
+                </a:graphic>
+                <wp14:sizeRelH relativeFrom="margin">
+                  <wp14:pctWidth>0</wp14:pctWidth>
+                </wp14:sizeRelH>
+                <wp14:sizeRelV relativeFrom="margin">
+                  <wp14:pctHeight>0</wp14:pctHeight>
+                </wp14:sizeRelV>
+              </wp:anchor>
+            </w:drawing>
+          </mc:Choice>
+          <mc:Fallback>
+            <w:pict>
+              <v:shapetype w14:anchorId="6C205DD4" id="_x0000_t55" coordsize="21600,21600" o:spt="55" adj="16200" path="m@0,l,0@1,10800,,21600@0,21600,21600,10800xe">
+                <v:stroke joinstyle="miter"/>
+                <v:formulas>
+                  <v:f eqn="val #0"/>
+                  <v:f eqn="sum 21600 0 @0"/>
+                  <v:f eqn="prod #0 1 2"/>
+                </v:formulas>
+                <v:path o:connecttype="custom" o:connectlocs="@2,0;@1,10800;@2,21600;21600,10800" o:connectangles="270,180,90,0" textboxrect="0,0,10800,21600;0,0,16200,21600;0,0,21600,21600"/>
+                <v:handles>
+                  <v:h position="#0,topLeft" xrange="0,21600"/>
+                </v:handles>
+              </v:shapetype>
+              <v:shape id="箭號: ＞形 17" o:spid="_x0000_s1026" type="#_x0000_t55" style="position:absolute;margin-left:71.7pt;margin-top:5.1pt;width:59.25pt;height:101.25pt;z-index:251663360;visibility:visible;mso-wrap-style:square;mso-width-percent:0;mso-height-percent:0;mso-wrap-distance-left:9pt;mso-wrap-distance-top:0;mso-wrap-distance-right:9pt;mso-wrap-distance-bottom:0;mso-position-horizontal:absolute;mso-position-horizontal-relative:text;mso-position-vertical:absolute;mso-position-vertical-relative:text;mso-width-percent:0;mso-height-percent:0;mso-width-relative:margin;mso-height-relative:margin;v-text-anchor:middle" o:gfxdata="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" adj="10800" fillcolor="white [3201]" strokecolor="black [3200]" strokeweight="1pt"/>
+            </w:pict>
+          </mc:Fallback>
+        </mc:AlternateContent>
+      </w:r>
+      <w:r>
+        <w:rPr>
+          <w:rFonts w:cs="Times New Roman"/>
+          <w:b/>
+          <w:noProof/>
+          <w:sz w:val="28"/>
+          <w:szCs w:val="28"/>
+        </w:rPr>
+        <mc:AlternateContent>
+          <mc:Choice Requires="wps">
+            <w:drawing>
+              <wp:anchor distT="0" distB="0" distL="114300" distR="114300" simplePos="0" relativeHeight="251672576" behindDoc="0" locked="0" layoutInCell="1" allowOverlap="1" wp14:anchorId="2B2A14F9" wp14:editId="4E15B153">
+                <wp:simplePos x="0" y="0"/>
+                <wp:positionH relativeFrom="column">
+                  <wp:posOffset>4138295</wp:posOffset>
+                </wp:positionH>
+                <wp:positionV relativeFrom="paragraph">
+                  <wp:posOffset>62865</wp:posOffset>
+                </wp:positionV>
+                <wp:extent cx="752475" cy="1285875"/>
+                <wp:effectExtent l="19050" t="0" r="47625" b="28575"/>
+                <wp:wrapNone/>
+                <wp:docPr id="868037406" name="箭號: ＞形 17"/>
+                <wp:cNvGraphicFramePr/>
+                <a:graphic xmlns:a="http://schemas.openxmlformats.org/drawingml/2006/main">
+                  <a:graphicData uri="http://schemas.microsoft.com/office/word/2010/wordprocessingShape">
+                    <wps:wsp>
+                      <wps:cNvSpPr/>
+                      <wps:spPr>
+                        <a:xfrm>
+                          <a:off x="0" y="0"/>
+                          <a:ext cx="752475" cy="1285875"/>
+                        </a:xfrm>
+                        <a:prstGeom prst="chevron">
+                          <a:avLst/>
+                        </a:prstGeom>
+                      </wps:spPr>
+                      <wps:style>
+                        <a:lnRef idx="2">
+                          <a:schemeClr val="dk1"/>
+                        </a:lnRef>
+                        <a:fillRef idx="1">
+                          <a:schemeClr val="lt1"/>
+                        </a:fillRef>
+                        <a:effectRef idx="0">
+                          <a:schemeClr val="dk1"/>
+                        </a:effectRef>
+                        <a:fontRef idx="minor">
+                          <a:schemeClr val="dk1"/>
+                        </a:fontRef>
+                      </wps:style>
+                      <wps:bodyPr rot="0" spcFirstLastPara="0" vertOverflow="overflow" horzOverflow="overflow" vert="horz" wrap="square" lIns="91440" tIns="45720" rIns="91440" bIns="45720" numCol="1" spcCol="0" rtlCol="0" fromWordArt="0" anchor="ctr" anchorCtr="0" forceAA="0" compatLnSpc="1">
+                        <a:prstTxWarp prst="textNoShape">
+                          <a:avLst/>
+                        </a:prstTxWarp>
+                        <a:noAutofit/>
+                      </wps:bodyPr>
+                    </wps:wsp>
+                  </a:graphicData>
+                </a:graphic>
+                <wp14:sizeRelH relativeFrom="margin">
+                  <wp14:pctWidth>0</wp14:pctWidth>
+                </wp14:sizeRelH>
+                <wp14:sizeRelV relativeFrom="margin">
+                  <wp14:pctHeight>0</wp14:pctHeight>
+                </wp14:sizeRelV>
+              </wp:anchor>
+            </w:drawing>
+          </mc:Choice>
+          <mc:Fallback>
+            <w:pict>
+              <v:shape w14:anchorId="637435A2" id="箭號: ＞形 17" o:spid="_x0000_s1026" type="#_x0000_t55" style="position:absolute;margin-left:325.85pt;margin-top:4.95pt;width:59.25pt;height:101.25pt;z-index:251672576;visibility:visible;mso-wrap-style:square;mso-width-percent:0;mso-height-percent:0;mso-wrap-distance-left:9pt;mso-wrap-distance-top:0;mso-wrap-distance-right:9pt;mso-wrap-distance-bottom:0;mso-position-horizontal:absolute;mso-position-horizontal-relative:text;mso-position-vertical:absolute;mso-position-vertical-relative:text;mso-width-percent:0;mso-height-percent:0;mso-width-relative:margin;mso-height-relative:margin;v-text-anchor:middle" o:gfxdata="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" adj="10800" fillcolor="white [3201]" strokecolor="black [3200]" strokeweight="1pt"/>
+            </w:pict>
+          </mc:Fallback>
+        </mc:AlternateContent>
+      </w:r>
+      <w:r>
+        <w:rPr>
+          <w:rFonts w:cs="Times New Roman"/>
+          <w:b/>
+          <w:noProof/>
+          <w:sz w:val="28"/>
+          <w:szCs w:val="28"/>
+        </w:rPr>
+        <mc:AlternateContent>
+          <mc:Choice Requires="wps">
+            <w:drawing>
+              <wp:anchor distT="0" distB="0" distL="114300" distR="114300" simplePos="0" relativeHeight="251664384" behindDoc="0" locked="0" layoutInCell="1" allowOverlap="1" wp14:anchorId="068B8D0F" wp14:editId="32AF26D5">
+                <wp:simplePos x="0" y="0"/>
+                <wp:positionH relativeFrom="column">
+                  <wp:posOffset>173990</wp:posOffset>
+                </wp:positionH>
+                <wp:positionV relativeFrom="paragraph">
+                  <wp:posOffset>62230</wp:posOffset>
+                </wp:positionV>
+                <wp:extent cx="752475" cy="1285875"/>
+                <wp:effectExtent l="19050" t="0" r="47625" b="28575"/>
+                <wp:wrapNone/>
+                <wp:docPr id="234318286" name="箭號: ＞形 17"/>
+                <wp:cNvGraphicFramePr/>
+                <a:graphic xmlns:a="http://schemas.openxmlformats.org/drawingml/2006/main">
+                  <a:graphicData uri="http://schemas.microsoft.com/office/word/2010/wordprocessingShape">
+                    <wps:wsp>
+                      <wps:cNvSpPr/>
+                      <wps:spPr>
+                        <a:xfrm>
+                          <a:off x="0" y="0"/>
+                          <a:ext cx="752475" cy="1285875"/>
+                        </a:xfrm>
+                        <a:prstGeom prst="chevron">
+                          <a:avLst/>
+                        </a:prstGeom>
+                      </wps:spPr>
+                      <wps:style>
+                        <a:lnRef idx="2">
+                          <a:schemeClr val="dk1"/>
+                        </a:lnRef>
+                        <a:fillRef idx="1">
+                          <a:schemeClr val="lt1"/>
+                        </a:fillRef>
+                        <a:effectRef idx="0">
+                          <a:schemeClr val="dk1"/>
+                        </a:effectRef>
+                        <a:fontRef idx="minor">
+                          <a:schemeClr val="dk1"/>
+                        </a:fontRef>
+                      </wps:style>
+                      <wps:bodyPr rot="0" spcFirstLastPara="0" vertOverflow="overflow" horzOverflow="overflow" vert="horz" wrap="square" lIns="91440" tIns="45720" rIns="91440" bIns="45720" numCol="1" spcCol="0" rtlCol="0" fromWordArt="0" anchor="ctr" anchorCtr="0" forceAA="0" compatLnSpc="1">
+                        <a:prstTxWarp prst="textNoShape">
+                          <a:avLst/>
+                        </a:prstTxWarp>
+                        <a:noAutofit/>
+                      </wps:bodyPr>
+                    </wps:wsp>
+                  </a:graphicData>
+                </a:graphic>
+                <wp14:sizeRelH relativeFrom="margin">
+                  <wp14:pctWidth>0</wp14:pctWidth>
+                </wp14:sizeRelH>
+                <wp14:sizeRelV relativeFrom="margin">
+                  <wp14:pctHeight>0</wp14:pctHeight>
+                </wp14:sizeRelV>
+              </wp:anchor>
+            </w:drawing>
+          </mc:Choice>
+          <mc:Fallback>
+            <w:pict>
+              <v:shape w14:anchorId="4C5CB258" id="箭號: ＞形 17" o:spid="_x0000_s1026" type="#_x0000_t55" style="position:absolute;margin-left:13.7pt;margin-top:4.9pt;width:59.25pt;height:101.25pt;z-index:251664384;visibility:visible;mso-wrap-style:square;mso-width-percent:0;mso-height-percent:0;mso-wrap-distance-left:9pt;mso-wrap-distance-top:0;mso-wrap-distance-right:9pt;mso-wrap-distance-bottom:0;mso-position-horizontal:absolute;mso-position-horizontal-relative:text;mso-position-vertical:absolute;mso-position-vertical-relative:text;mso-width-percent:0;mso-height-percent:0;mso-width-relative:margin;mso-height-relative:margin;v-text-anchor:middle" o:gfxdata="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" adj="10800" fillcolor="white [3201]" strokecolor="black [3200]" strokeweight="1pt"/>
+            </w:pict>
+          </mc:Fallback>
+        </mc:AlternateContent>
+      </w:r>
+      <w:r>
+        <w:rPr>
+          <w:rFonts w:cs="Times New Roman"/>
+          <w:b/>
+          <w:noProof/>
+          <w:sz w:val="28"/>
+          <w:szCs w:val="28"/>
+        </w:rPr>
+        <mc:AlternateContent>
+          <mc:Choice Requires="wps">
+            <w:drawing>
+              <wp:anchor distT="0" distB="0" distL="114300" distR="114300" simplePos="0" relativeHeight="251662336" behindDoc="0" locked="0" layoutInCell="1" allowOverlap="1" wp14:anchorId="04717D91" wp14:editId="321091F1">
+                <wp:simplePos x="0" y="0"/>
+                <wp:positionH relativeFrom="column">
+                  <wp:posOffset>537210</wp:posOffset>
+                </wp:positionH>
+                <wp:positionV relativeFrom="paragraph">
+                  <wp:posOffset>64135</wp:posOffset>
+                </wp:positionV>
+                <wp:extent cx="752475" cy="1285875"/>
+                <wp:effectExtent l="19050" t="0" r="47625" b="28575"/>
+                <wp:wrapNone/>
+                <wp:docPr id="1226381805" name="箭號: ＞形 17"/>
+                <wp:cNvGraphicFramePr/>
+                <a:graphic xmlns:a="http://schemas.openxmlformats.org/drawingml/2006/main">
+                  <a:graphicData uri="http://schemas.microsoft.com/office/word/2010/wordprocessingShape">
+                    <wps:wsp>
+                      <wps:cNvSpPr/>
+                      <wps:spPr>
+                        <a:xfrm>
+                          <a:off x="0" y="0"/>
+                          <a:ext cx="752475" cy="1285875"/>
+                        </a:xfrm>
+                        <a:prstGeom prst="chevron">
+                          <a:avLst/>
+                        </a:prstGeom>
+                        <a:solidFill>
+                          <a:sysClr val="window" lastClr="FFFFFF"/>
+                        </a:solidFill>
+                        <a:ln w="12700" cap="flat" cmpd="sng" algn="ctr">
+                          <a:solidFill>
+                            <a:sysClr val="windowText" lastClr="000000"/>
+                          </a:solidFill>
+                          <a:prstDash val="solid"/>
+                          <a:miter lim="800000"/>
+                        </a:ln>
+                        <a:effectLst/>
+                      </wps:spPr>
+                      <wps:bodyPr rot="0" spcFirstLastPara="0" vertOverflow="overflow" horzOverflow="overflow" vert="horz" wrap="square" lIns="91440" tIns="45720" rIns="91440" bIns="45720" numCol="1" spcCol="0" rtlCol="0" fromWordArt="0" anchor="ctr" anchorCtr="0" forceAA="0" compatLnSpc="1">
+                        <a:prstTxWarp prst="textNoShape">
+                          <a:avLst/>
+                        </a:prstTxWarp>
+                        <a:noAutofit/>
+                      </wps:bodyPr>
+                    </wps:wsp>
+                  </a:graphicData>
+                </a:graphic>
+                <wp14:sizeRelH relativeFrom="margin">
+                  <wp14:pctWidth>0</wp14:pctWidth>
+                </wp14:sizeRelH>
+                <wp14:sizeRelV relativeFrom="margin">
+                  <wp14:pctHeight>0</wp14:pctHeight>
+                </wp14:sizeRelV>
+              </wp:anchor>
+            </w:drawing>
+          </mc:Choice>
+          <mc:Fallback>
+            <w:pict>
+              <v:shape w14:anchorId="21E80C17" id="箭號: ＞形 17" o:spid="_x0000_s1026" type="#_x0000_t55" style="position:absolute;margin-left:42.3pt;margin-top:5.05pt;width:59.25pt;height:101.25pt;z-index:251662336;visibility:visible;mso-wrap-style:square;mso-width-percent:0;mso-height-percent:0;mso-wrap-distance-left:9pt;mso-wrap-distance-top:0;mso-wrap-distance-right:9pt;mso-wrap-distance-bottom:0;mso-position-horizontal:absolute;mso-position-horizontal-relative:text;mso-position-vertical:absolute;mso-position-vertical-relative:text;mso-width-percent:0;mso-height-percent:0;mso-width-relative:margin;mso-height-relative:margin;v-text-anchor:middle" o:gfxdata="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" adj="10800" fillcolor="window" strokecolor="windowText" strokeweight="1pt"/>
+            </w:pict>
+          </mc:Fallback>
+        </mc:AlternateContent>
+      </w:r>
+      <w:r>
+        <w:rPr>
+          <w:rFonts w:cs="Times New Roman"/>
+          <w:b/>
+          <w:noProof/>
+          <w:sz w:val="28"/>
+          <w:szCs w:val="28"/>
+        </w:rPr>
+        <mc:AlternateContent>
+          <mc:Choice Requires="wps">
+            <w:drawing>
+              <wp:anchor distT="0" distB="0" distL="114300" distR="114300" simplePos="0" relativeHeight="251661312" behindDoc="0" locked="0" layoutInCell="1" allowOverlap="1" wp14:anchorId="3AB5E5C7" wp14:editId="6F3CD7E2">
+                <wp:simplePos x="0" y="0"/>
+                <wp:positionH relativeFrom="column">
+                  <wp:posOffset>1255395</wp:posOffset>
+                </wp:positionH>
+                <wp:positionV relativeFrom="paragraph">
+                  <wp:posOffset>64135</wp:posOffset>
+                </wp:positionV>
+                <wp:extent cx="752475" cy="1285875"/>
+                <wp:effectExtent l="19050" t="0" r="47625" b="28575"/>
+                <wp:wrapNone/>
+                <wp:docPr id="146076694" name="箭號: ＞形 17"/>
+                <wp:cNvGraphicFramePr/>
+                <a:graphic xmlns:a="http://schemas.openxmlformats.org/drawingml/2006/main">
+                  <a:graphicData uri="http://schemas.microsoft.com/office/word/2010/wordprocessingShape">
+                    <wps:wsp>
+                      <wps:cNvSpPr/>
+                      <wps:spPr>
+                        <a:xfrm>
+                          <a:off x="0" y="0"/>
+                          <a:ext cx="752475" cy="1285875"/>
+                        </a:xfrm>
+                        <a:prstGeom prst="chevron">
+                          <a:avLst/>
+                        </a:prstGeom>
+                      </wps:spPr>
+                      <wps:style>
+                        <a:lnRef idx="2">
+                          <a:schemeClr val="dk1"/>
+                        </a:lnRef>
+                        <a:fillRef idx="1">
+                          <a:schemeClr val="lt1"/>
+                        </a:fillRef>
+                        <a:effectRef idx="0">
+                          <a:schemeClr val="dk1"/>
+                        </a:effectRef>
+                        <a:fontRef idx="minor">
+                          <a:schemeClr val="dk1"/>
+                        </a:fontRef>
+                      </wps:style>
+                      <wps:bodyPr rot="0" spcFirstLastPara="0" vertOverflow="overflow" horzOverflow="overflow" vert="horz" wrap="square" lIns="91440" tIns="45720" rIns="91440" bIns="45720" numCol="1" spcCol="0" rtlCol="0" fromWordArt="0" anchor="ctr" anchorCtr="0" forceAA="0" compatLnSpc="1">
+                        <a:prstTxWarp prst="textNoShape">
+                          <a:avLst/>
+                        </a:prstTxWarp>
+                        <a:noAutofit/>
+                      </wps:bodyPr>
+                    </wps:wsp>
+                  </a:graphicData>
+                </a:graphic>
+                <wp14:sizeRelH relativeFrom="margin">
+                  <wp14:pctWidth>0</wp14:pctWidth>
+                </wp14:sizeRelH>
+                <wp14:sizeRelV relativeFrom="margin">
+                  <wp14:pctHeight>0</wp14:pctHeight>
+                </wp14:sizeRelV>
+              </wp:anchor>
+            </w:drawing>
+          </mc:Choice>
+          <mc:Fallback>
+            <w:pict>
+              <v:shape w14:anchorId="58A72B12" id="箭號: ＞形 17" o:spid="_x0000_s1026" type="#_x0000_t55" style="position:absolute;margin-left:98.85pt;margin-top:5.05pt;width:59.25pt;height:101.25pt;z-index:251661312;visibility:visible;mso-wrap-style:square;mso-width-percent:0;mso-height-percent:0;mso-wrap-distance-left:9pt;mso-wrap-distance-top:0;mso-wrap-distance-right:9pt;mso-wrap-distance-bottom:0;mso-position-horizontal:absolute;mso-position-horizontal-relative:text;mso-position-vertical:absolute;mso-position-vertical-relative:text;mso-width-percent:0;mso-height-percent:0;mso-width-relative:margin;mso-height-relative:margin;v-text-anchor:middle" o:gfxdata="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" adj="10800" fillcolor="white [3201]" strokecolor="black [3200]" strokeweight="1pt"/>
+            </w:pict>
+          </mc:Fallback>
+        </mc:AlternateContent>
+      </w:r>
+      <w:r>
+        <w:rPr>
+          <w:rFonts w:cs="Times New Roman"/>
+          <w:b/>
+          <w:noProof/>
+          <w:sz w:val="28"/>
+          <w:szCs w:val="28"/>
+        </w:rPr>
+        <mc:AlternateContent>
+          <mc:Choice Requires="wps">
+            <w:drawing>
+              <wp:anchor distT="0" distB="0" distL="114300" distR="114300" simplePos="0" relativeHeight="251665408" behindDoc="0" locked="0" layoutInCell="1" allowOverlap="1" wp14:anchorId="0C32FC14" wp14:editId="1AFD523A">
+                <wp:simplePos x="0" y="0"/>
+                <wp:positionH relativeFrom="column">
+                  <wp:posOffset>1624330</wp:posOffset>
+                </wp:positionH>
+                <wp:positionV relativeFrom="paragraph">
+                  <wp:posOffset>63500</wp:posOffset>
+                </wp:positionV>
+                <wp:extent cx="752475" cy="1285875"/>
+                <wp:effectExtent l="19050" t="0" r="47625" b="28575"/>
+                <wp:wrapNone/>
+                <wp:docPr id="1115482633" name="箭號: ＞形 17"/>
+                <wp:cNvGraphicFramePr/>
+                <a:graphic xmlns:a="http://schemas.openxmlformats.org/drawingml/2006/main">
+                  <a:graphicData uri="http://schemas.microsoft.com/office/word/2010/wordprocessingShape">
+                    <wps:wsp>
+                      <wps:cNvSpPr/>
+                      <wps:spPr>
+                        <a:xfrm>
+                          <a:off x="0" y="0"/>
+                          <a:ext cx="752475" cy="1285875"/>
+                        </a:xfrm>
+                        <a:prstGeom prst="chevron">
+                          <a:avLst/>
+                        </a:prstGeom>
+                      </wps:spPr>
+                      <wps:style>
+                        <a:lnRef idx="2">
+                          <a:schemeClr val="dk1"/>
+                        </a:lnRef>
+                        <a:fillRef idx="1">
+                          <a:schemeClr val="lt1"/>
+                        </a:fillRef>
+                        <a:effectRef idx="0">
+                          <a:schemeClr val="dk1"/>
+                        </a:effectRef>
+                        <a:fontRef idx="minor">
+                          <a:schemeClr val="dk1"/>
+                        </a:fontRef>
+                      </wps:style>
+                      <wps:bodyPr rot="0" spcFirstLastPara="0" vertOverflow="overflow" horzOverflow="overflow" vert="horz" wrap="square" lIns="91440" tIns="45720" rIns="91440" bIns="45720" numCol="1" spcCol="0" rtlCol="0" fromWordArt="0" anchor="ctr" anchorCtr="0" forceAA="0" compatLnSpc="1">
+                        <a:prstTxWarp prst="textNoShape">
+                          <a:avLst/>
+                        </a:prstTxWarp>
+                        <a:noAutofit/>
+                      </wps:bodyPr>
+                    </wps:wsp>
+                  </a:graphicData>
+                </a:graphic>
+                <wp14:sizeRelH relativeFrom="margin">
+                  <wp14:pctWidth>0</wp14:pctWidth>
+                </wp14:sizeRelH>
+                <wp14:sizeRelV relativeFrom="margin">
+                  <wp14:pctHeight>0</wp14:pctHeight>
+                </wp14:sizeRelV>
+              </wp:anchor>
+            </w:drawing>
+          </mc:Choice>
+          <mc:Fallback>
+            <w:pict>
+              <v:shape w14:anchorId="6D73C847" id="箭號: ＞形 17" o:spid="_x0000_s1026" type="#_x0000_t55" style="position:absolute;margin-left:127.9pt;margin-top:5pt;width:59.25pt;height:101.25pt;z-index:251665408;visibility:visible;mso-wrap-style:square;mso-width-percent:0;mso-height-percent:0;mso-wrap-distance-left:9pt;mso-wrap-distance-top:0;mso-wrap-distance-right:9pt;mso-wrap-distance-bottom:0;mso-position-horizontal:absolute;mso-position-horizontal-relative:text;mso-position-vertical:absolute;mso-position-vertical-relative:text;mso-width-percent:0;mso-height-percent:0;mso-width-relative:margin;mso-height-relative:margin;v-text-anchor:middle" o:gfxdata="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" adj="10800" fillcolor="white [3201]" strokecolor="black [3200]" strokeweight="1pt"/>
+            </w:pict>
+          </mc:Fallback>
+        </mc:AlternateContent>
+      </w:r>
+      <w:r>
+        <w:rPr>
+          <w:rFonts w:cs="Times New Roman"/>
+          <w:b/>
+          <w:noProof/>
+          <w:sz w:val="28"/>
+          <w:szCs w:val="28"/>
+        </w:rPr>
+        <mc:AlternateContent>
+          <mc:Choice Requires="wps">
+            <w:drawing>
+              <wp:anchor distT="0" distB="0" distL="114300" distR="114300" simplePos="0" relativeHeight="251666432" behindDoc="0" locked="0" layoutInCell="1" allowOverlap="1" wp14:anchorId="03482F13" wp14:editId="0342A1A1">
+                <wp:simplePos x="0" y="0"/>
+                <wp:positionH relativeFrom="column">
+                  <wp:posOffset>1968500</wp:posOffset>
+                </wp:positionH>
+                <wp:positionV relativeFrom="paragraph">
+                  <wp:posOffset>64135</wp:posOffset>
+                </wp:positionV>
+                <wp:extent cx="752475" cy="1285875"/>
+                <wp:effectExtent l="19050" t="0" r="47625" b="28575"/>
+                <wp:wrapNone/>
+                <wp:docPr id="1777306740" name="箭號: ＞形 17"/>
+                <wp:cNvGraphicFramePr/>
+                <a:graphic xmlns:a="http://schemas.openxmlformats.org/drawingml/2006/main">
+                  <a:graphicData uri="http://schemas.microsoft.com/office/word/2010/wordprocessingShape">
+                    <wps:wsp>
+                      <wps:cNvSpPr/>
+                      <wps:spPr>
+                        <a:xfrm>
+                          <a:off x="0" y="0"/>
+                          <a:ext cx="752475" cy="1285875"/>
+                        </a:xfrm>
+                        <a:prstGeom prst="chevron">
+                          <a:avLst/>
+                        </a:prstGeom>
+                      </wps:spPr>
+                      <wps:style>
+                        <a:lnRef idx="2">
+                          <a:schemeClr val="dk1"/>
+                        </a:lnRef>
+                        <a:fillRef idx="1">
+                          <a:schemeClr val="lt1"/>
+                        </a:fillRef>
+                        <a:effectRef idx="0">
+                          <a:schemeClr val="dk1"/>
+                        </a:effectRef>
+                        <a:fontRef idx="minor">
+                          <a:schemeClr val="dk1"/>
+                        </a:fontRef>
+                      </wps:style>
+                      <wps:bodyPr rot="0" spcFirstLastPara="0" vertOverflow="overflow" horzOverflow="overflow" vert="horz" wrap="square" lIns="91440" tIns="45720" rIns="91440" bIns="45720" numCol="1" spcCol="0" rtlCol="0" fromWordArt="0" anchor="ctr" anchorCtr="0" forceAA="0" compatLnSpc="1">
+                        <a:prstTxWarp prst="textNoShape">
+                          <a:avLst/>
+                        </a:prstTxWarp>
+                        <a:noAutofit/>
+                      </wps:bodyPr>
+                    </wps:wsp>
+                  </a:graphicData>
+                </a:graphic>
+                <wp14:sizeRelH relativeFrom="margin">
+                  <wp14:pctWidth>0</wp14:pctWidth>
+                </wp14:sizeRelH>
+                <wp14:sizeRelV relativeFrom="margin">
+                  <wp14:pctHeight>0</wp14:pctHeight>
+                </wp14:sizeRelV>
+              </wp:anchor>
+            </w:drawing>
+          </mc:Choice>
+          <mc:Fallback>
+            <w:pict>
+              <v:shape w14:anchorId="56728BDD" id="箭號: ＞形 17" o:spid="_x0000_s1026" type="#_x0000_t55" style="position:absolute;margin-left:155pt;margin-top:5.05pt;width:59.25pt;height:101.25pt;z-index:251666432;visibility:visible;mso-wrap-style:square;mso-width-percent:0;mso-height-percent:0;mso-wrap-distance-left:9pt;mso-wrap-distance-top:0;mso-wrap-distance-right:9pt;mso-wrap-distance-bottom:0;mso-position-horizontal:absolute;mso-position-horizontal-relative:text;mso-position-vertical:absolute;mso-position-vertical-relative:text;mso-width-percent:0;mso-height-percent:0;mso-width-relative:margin;mso-height-relative:margin;v-text-anchor:middle" o:gfxdata="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" adj="10800" fillcolor="white [3201]" strokecolor="black [3200]" strokeweight="1pt"/>
+            </w:pict>
+          </mc:Fallback>
+        </mc:AlternateContent>
+      </w:r>
+      <w:r>
+        <w:rPr>
+          <w:rFonts w:cs="Times New Roman"/>
+          <w:b/>
+          <w:noProof/>
+          <w:sz w:val="28"/>
+          <w:szCs w:val="28"/>
+        </w:rPr>
+        <mc:AlternateContent>
+          <mc:Choice Requires="wps">
+            <w:drawing>
+              <wp:anchor distT="0" distB="0" distL="114300" distR="114300" simplePos="0" relativeHeight="251667456" behindDoc="0" locked="0" layoutInCell="1" allowOverlap="1" wp14:anchorId="2E3F5A09" wp14:editId="4F6DCCC0">
+                <wp:simplePos x="0" y="0"/>
+                <wp:positionH relativeFrom="column">
+                  <wp:posOffset>2327910</wp:posOffset>
+                </wp:positionH>
+                <wp:positionV relativeFrom="paragraph">
+                  <wp:posOffset>63500</wp:posOffset>
+                </wp:positionV>
+                <wp:extent cx="752475" cy="1285875"/>
+                <wp:effectExtent l="19050" t="0" r="47625" b="28575"/>
+                <wp:wrapNone/>
+                <wp:docPr id="1798636405" name="箭號: ＞形 17"/>
+                <wp:cNvGraphicFramePr/>
+                <a:graphic xmlns:a="http://schemas.openxmlformats.org/drawingml/2006/main">
+                  <a:graphicData uri="http://schemas.microsoft.com/office/word/2010/wordprocessingShape">
+                    <wps:wsp>
+                      <wps:cNvSpPr/>
+                      <wps:spPr>
+                        <a:xfrm>
+                          <a:off x="0" y="0"/>
+                          <a:ext cx="752475" cy="1285875"/>
+                        </a:xfrm>
+                        <a:prstGeom prst="chevron">
+                          <a:avLst/>
+                        </a:prstGeom>
+                      </wps:spPr>
+                      <wps:style>
+                        <a:lnRef idx="2">
+                          <a:schemeClr val="dk1"/>
+                        </a:lnRef>
+                        <a:fillRef idx="1">
+                          <a:schemeClr val="lt1"/>
+                        </a:fillRef>
+                        <a:effectRef idx="0">
+                          <a:schemeClr val="dk1"/>
+                        </a:effectRef>
+                        <a:fontRef idx="minor">
+                          <a:schemeClr val="dk1"/>
+                        </a:fontRef>
+                      </wps:style>
+                      <wps:bodyPr rot="0" spcFirstLastPara="0" vertOverflow="overflow" horzOverflow="overflow" vert="horz" wrap="square" lIns="91440" tIns="45720" rIns="91440" bIns="45720" numCol="1" spcCol="0" rtlCol="0" fromWordArt="0" anchor="ctr" anchorCtr="0" forceAA="0" compatLnSpc="1">
+                        <a:prstTxWarp prst="textNoShape">
+                          <a:avLst/>
+                        </a:prstTxWarp>
+                        <a:noAutofit/>
+                      </wps:bodyPr>
+                    </wps:wsp>
+                  </a:graphicData>
+                </a:graphic>
+                <wp14:sizeRelH relativeFrom="margin">
+                  <wp14:pctWidth>0</wp14:pctWidth>
+                </wp14:sizeRelH>
+                <wp14:sizeRelV relativeFrom="margin">
+                  <wp14:pctHeight>0</wp14:pctHeight>
+                </wp14:sizeRelV>
+              </wp:anchor>
+            </w:drawing>
+          </mc:Choice>
+          <mc:Fallback>
+            <w:pict>
+              <v:shape w14:anchorId="565E34C6" id="箭號: ＞形 17" o:spid="_x0000_s1026" type="#_x0000_t55" style="position:absolute;margin-left:183.3pt;margin-top:5pt;width:59.25pt;height:101.25pt;z-index:251667456;visibility:visible;mso-wrap-style:square;mso-width-percent:0;mso-height-percent:0;mso-wrap-distance-left:9pt;mso-wrap-distance-top:0;mso-wrap-distance-right:9pt;mso-wrap-distance-bottom:0;mso-position-horizontal:absolute;mso-position-horizontal-relative:text;mso-position-vertical:absolute;mso-position-vertical-relative:text;mso-width-percent:0;mso-height-percent:0;mso-width-relative:margin;mso-height-relative:margin;v-text-anchor:middle" o:gfxdata="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" adj="10800" fillcolor="white [3201]" strokecolor="black [3200]" strokeweight="1pt"/>
+            </w:pict>
+          </mc:Fallback>
+        </mc:AlternateContent>
+      </w:r>
+      <w:r>
+        <w:rPr>
+          <w:rFonts w:cs="Times New Roman"/>
+          <w:b/>
+          <w:noProof/>
+          <w:sz w:val="28"/>
+          <w:szCs w:val="28"/>
+        </w:rPr>
+        <mc:AlternateContent>
+          <mc:Choice Requires="wps">
+            <w:drawing>
+              <wp:anchor distT="0" distB="0" distL="114300" distR="114300" simplePos="0" relativeHeight="251668480" behindDoc="0" locked="0" layoutInCell="1" allowOverlap="1" wp14:anchorId="4254D0DE" wp14:editId="4ADDBCCC">
+                <wp:simplePos x="0" y="0"/>
+                <wp:positionH relativeFrom="column">
+                  <wp:posOffset>2682875</wp:posOffset>
+                </wp:positionH>
+                <wp:positionV relativeFrom="paragraph">
+                  <wp:posOffset>64770</wp:posOffset>
+                </wp:positionV>
+                <wp:extent cx="752475" cy="1285875"/>
+                <wp:effectExtent l="19050" t="0" r="47625" b="28575"/>
+                <wp:wrapNone/>
+                <wp:docPr id="1978635699" name="箭號: ＞形 17"/>
+                <wp:cNvGraphicFramePr/>
+                <a:graphic xmlns:a="http://schemas.openxmlformats.org/drawingml/2006/main">
+                  <a:graphicData uri="http://schemas.microsoft.com/office/word/2010/wordprocessingShape">
+                    <wps:wsp>
+                      <wps:cNvSpPr/>
+                      <wps:spPr>
+                        <a:xfrm>
+                          <a:off x="0" y="0"/>
+                          <a:ext cx="752475" cy="1285875"/>
+                        </a:xfrm>
+                        <a:prstGeom prst="chevron">
+                          <a:avLst/>
+                        </a:prstGeom>
+                      </wps:spPr>
+                      <wps:style>
+                        <a:lnRef idx="2">
+                          <a:schemeClr val="dk1"/>
+                        </a:lnRef>
+                        <a:fillRef idx="1">
+                          <a:schemeClr val="lt1"/>
+                        </a:fillRef>
+                        <a:effectRef idx="0">
+                          <a:schemeClr val="dk1"/>
+                        </a:effectRef>
+                        <a:fontRef idx="minor">
+                          <a:schemeClr val="dk1"/>
+                        </a:fontRef>
+                      </wps:style>
+                      <wps:bodyPr rot="0" spcFirstLastPara="0" vertOverflow="overflow" horzOverflow="overflow" vert="horz" wrap="square" lIns="91440" tIns="45720" rIns="91440" bIns="45720" numCol="1" spcCol="0" rtlCol="0" fromWordArt="0" anchor="ctr" anchorCtr="0" forceAA="0" compatLnSpc="1">
+                        <a:prstTxWarp prst="textNoShape">
+                          <a:avLst/>
+                        </a:prstTxWarp>
+                        <a:noAutofit/>
+                      </wps:bodyPr>
+                    </wps:wsp>
+                  </a:graphicData>
+                </a:graphic>
+                <wp14:sizeRelH relativeFrom="margin">
+                  <wp14:pctWidth>0</wp14:pctWidth>
+                </wp14:sizeRelH>
+                <wp14:sizeRelV relativeFrom="margin">
+                  <wp14:pctHeight>0</wp14:pctHeight>
+                </wp14:sizeRelV>
+              </wp:anchor>
+            </w:drawing>
+          </mc:Choice>
+          <mc:Fallback>
+            <w:pict>
+              <v:shape w14:anchorId="6826EC62" id="箭號: ＞形 17" o:spid="_x0000_s1026" type="#_x0000_t55" style="position:absolute;margin-left:211.25pt;margin-top:5.1pt;width:59.25pt;height:101.25pt;z-index:251668480;visibility:visible;mso-wrap-style:square;mso-width-percent:0;mso-height-percent:0;mso-wrap-distance-left:9pt;mso-wrap-distance-top:0;mso-wrap-distance-right:9pt;mso-wrap-distance-bottom:0;mso-position-horizontal:absolute;mso-position-horizontal-relative:text;mso-position-vertical:absolute;mso-position-vertical-relative:text;mso-width-percent:0;mso-height-percent:0;mso-width-relative:margin;mso-height-relative:margin;v-text-anchor:middle" o:gfxdata="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" adj="10800" fillcolor="white [3201]" strokecolor="black [3200]" strokeweight="1pt"/>
+            </w:pict>
+          </mc:Fallback>
+        </mc:AlternateContent>
+      </w:r>
+      <w:r>
+        <w:rPr>
+          <w:rFonts w:cs="Times New Roman"/>
+          <w:b/>
+          <w:noProof/>
+          <w:sz w:val="28"/>
+          <w:szCs w:val="28"/>
+        </w:rPr>
+        <mc:AlternateContent>
+          <mc:Choice Requires="wps">
+            <w:drawing>
+              <wp:anchor distT="0" distB="0" distL="114300" distR="114300" simplePos="0" relativeHeight="251669504" behindDoc="0" locked="0" layoutInCell="1" allowOverlap="1" wp14:anchorId="37A0CA62" wp14:editId="2E80D723">
+                <wp:simplePos x="0" y="0"/>
+                <wp:positionH relativeFrom="column">
+                  <wp:posOffset>3051810</wp:posOffset>
+                </wp:positionH>
+                <wp:positionV relativeFrom="paragraph">
+                  <wp:posOffset>63500</wp:posOffset>
+                </wp:positionV>
+                <wp:extent cx="752475" cy="1285875"/>
+                <wp:effectExtent l="19050" t="0" r="47625" b="28575"/>
+                <wp:wrapNone/>
+                <wp:docPr id="1560022479" name="箭號: ＞形 17"/>
+                <wp:cNvGraphicFramePr/>
+                <a:graphic xmlns:a="http://schemas.openxmlformats.org/drawingml/2006/main">
+                  <a:graphicData uri="http://schemas.microsoft.com/office/word/2010/wordprocessingShape">
+                    <wps:wsp>
+                      <wps:cNvSpPr/>
+                      <wps:spPr>
+                        <a:xfrm>
+                          <a:off x="0" y="0"/>
+                          <a:ext cx="752475" cy="1285875"/>
+                        </a:xfrm>
+                        <a:prstGeom prst="chevron">
+                          <a:avLst/>
+                        </a:prstGeom>
+                      </wps:spPr>
+                      <wps:style>
+                        <a:lnRef idx="2">
+                          <a:schemeClr val="dk1"/>
+                        </a:lnRef>
+                        <a:fillRef idx="1">
+                          <a:schemeClr val="lt1"/>
+                        </a:fillRef>
+                        <a:effectRef idx="0">
+                          <a:schemeClr val="dk1"/>
+                        </a:effectRef>
+                        <a:fontRef idx="minor">
+                          <a:schemeClr val="dk1"/>
+                        </a:fontRef>
+                      </wps:style>
+                      <wps:bodyPr rot="0" spcFirstLastPara="0" vertOverflow="overflow" horzOverflow="overflow" vert="horz" wrap="square" lIns="91440" tIns="45720" rIns="91440" bIns="45720" numCol="1" spcCol="0" rtlCol="0" fromWordArt="0" anchor="ctr" anchorCtr="0" forceAA="0" compatLnSpc="1">
+                        <a:prstTxWarp prst="textNoShape">
+                          <a:avLst/>
+                        </a:prstTxWarp>
+                        <a:noAutofit/>
+                      </wps:bodyPr>
+                    </wps:wsp>
+                  </a:graphicData>
+                </a:graphic>
+                <wp14:sizeRelH relativeFrom="margin">
+                  <wp14:pctWidth>0</wp14:pctWidth>
+                </wp14:sizeRelH>
+                <wp14:sizeRelV relativeFrom="margin">
+                  <wp14:pctHeight>0</wp14:pctHeight>
+                </wp14:sizeRelV>
+              </wp:anchor>
+            </w:drawing>
+          </mc:Choice>
+          <mc:Fallback>
+            <w:pict>
+              <v:shape w14:anchorId="322094D2" id="箭號: ＞形 17" o:spid="_x0000_s1026" type="#_x0000_t55" style="position:absolute;margin-left:240.3pt;margin-top:5pt;width:59.25pt;height:101.25pt;z-index:251669504;visibility:visible;mso-wrap-style:square;mso-width-percent:0;mso-height-percent:0;mso-wrap-distance-left:9pt;mso-wrap-distance-top:0;mso-wrap-distance-right:9pt;mso-wrap-distance-bottom:0;mso-position-horizontal:absolute;mso-position-horizontal-relative:text;mso-position-vertical:absolute;mso-position-vertical-relative:text;mso-width-percent:0;mso-height-percent:0;mso-width-relative:margin;mso-height-relative:margin;v-text-anchor:middle" o:gfxdata="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" adj="10800" fillcolor="white [3201]" strokecolor="black [3200]" strokeweight="1pt"/>
+            </w:pict>
+          </mc:Fallback>
+        </mc:AlternateContent>
+      </w:r>
+      <w:r>
+        <w:rPr>
+          <w:rFonts w:cs="Times New Roman"/>
+          <w:b/>
+          <w:noProof/>
+          <w:sz w:val="28"/>
+          <w:szCs w:val="28"/>
+        </w:rPr>
+        <mc:AlternateContent>
+          <mc:Choice Requires="wps">
+            <w:drawing>
+              <wp:anchor distT="0" distB="0" distL="114300" distR="114300" simplePos="0" relativeHeight="251670528" behindDoc="0" locked="0" layoutInCell="1" allowOverlap="1" wp14:anchorId="1FCA22C6" wp14:editId="28A4BD3B">
+                <wp:simplePos x="0" y="0"/>
+                <wp:positionH relativeFrom="column">
+                  <wp:posOffset>3395980</wp:posOffset>
+                </wp:positionH>
+                <wp:positionV relativeFrom="paragraph">
+                  <wp:posOffset>64135</wp:posOffset>
+                </wp:positionV>
+                <wp:extent cx="752475" cy="1285875"/>
+                <wp:effectExtent l="19050" t="0" r="47625" b="28575"/>
+                <wp:wrapNone/>
+                <wp:docPr id="225619020" name="箭號: ＞形 17"/>
+                <wp:cNvGraphicFramePr/>
+                <a:graphic xmlns:a="http://schemas.openxmlformats.org/drawingml/2006/main">
+                  <a:graphicData uri="http://schemas.microsoft.com/office/word/2010/wordprocessingShape">
+                    <wps:wsp>
+                      <wps:cNvSpPr/>
+                      <wps:spPr>
+                        <a:xfrm>
+                          <a:off x="0" y="0"/>
+                          <a:ext cx="752475" cy="1285875"/>
+                        </a:xfrm>
+                        <a:prstGeom prst="chevron">
+                          <a:avLst/>
+                        </a:prstGeom>
+                      </wps:spPr>
+                      <wps:style>
+                        <a:lnRef idx="2">
+                          <a:schemeClr val="dk1"/>
+                        </a:lnRef>
+                        <a:fillRef idx="1">
+                          <a:schemeClr val="lt1"/>
+                        </a:fillRef>
+                        <a:effectRef idx="0">
+                          <a:schemeClr val="dk1"/>
+                        </a:effectRef>
+                        <a:fontRef idx="minor">
+                          <a:schemeClr val="dk1"/>
+                        </a:fontRef>
+                      </wps:style>
+                      <wps:bodyPr rot="0" spcFirstLastPara="0" vertOverflow="overflow" horzOverflow="overflow" vert="horz" wrap="square" lIns="91440" tIns="45720" rIns="91440" bIns="45720" numCol="1" spcCol="0" rtlCol="0" fromWordArt="0" anchor="ctr" anchorCtr="0" forceAA="0" compatLnSpc="1">
+                        <a:prstTxWarp prst="textNoShape">
+                          <a:avLst/>
+                        </a:prstTxWarp>
+                        <a:noAutofit/>
+                      </wps:bodyPr>
+                    </wps:wsp>
+                  </a:graphicData>
+                </a:graphic>
+                <wp14:sizeRelH relativeFrom="margin">
+                  <wp14:pctWidth>0</wp14:pctWidth>
+                </wp14:sizeRelH>
+                <wp14:sizeRelV relativeFrom="margin">
+                  <wp14:pctHeight>0</wp14:pctHeight>
+                </wp14:sizeRelV>
+              </wp:anchor>
+            </w:drawing>
+          </mc:Choice>
+          <mc:Fallback>
+            <w:pict>
+              <v:shape w14:anchorId="6132C214" id="箭號: ＞形 17" o:spid="_x0000_s1026" type="#_x0000_t55" style="position:absolute;margin-left:267.4pt;margin-top:5.05pt;width:59.25pt;height:101.25pt;z-index:251670528;visibility:visible;mso-wrap-style:square;mso-width-percent:0;mso-height-percent:0;mso-wrap-distance-left:9pt;mso-wrap-distance-top:0;mso-wrap-distance-right:9pt;mso-wrap-distance-bottom:0;mso-position-horizontal:absolute;mso-position-horizontal-relative:text;mso-position-vertical:absolute;mso-position-vertical-relative:text;mso-width-percent:0;mso-height-percent:0;mso-width-relative:margin;mso-height-relative:margin;v-text-anchor:middle" o:gfxdata="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" adj="10800" fillcolor="white [3201]" strokecolor="black [3200]" strokeweight="1pt"/>
+            </w:pict>
+          </mc:Fallback>
+        </mc:AlternateContent>
+      </w:r>
+      <w:r>
+        <w:rPr>
+          <w:rFonts w:cs="Times New Roman"/>
+          <w:b/>
+          <w:noProof/>
+          <w:sz w:val="28"/>
+          <w:szCs w:val="28"/>
+        </w:rPr>
+        <mc:AlternateContent>
+          <mc:Choice Requires="wps">
+            <w:drawing>
+              <wp:anchor distT="0" distB="0" distL="114300" distR="114300" simplePos="0" relativeHeight="251671552" behindDoc="0" locked="0" layoutInCell="1" allowOverlap="1" wp14:anchorId="52FC35DB" wp14:editId="7AADF0B6">
+                <wp:simplePos x="0" y="0"/>
+                <wp:positionH relativeFrom="column">
+                  <wp:posOffset>3769360</wp:posOffset>
+                </wp:positionH>
+                <wp:positionV relativeFrom="paragraph">
+                  <wp:posOffset>64135</wp:posOffset>
+                </wp:positionV>
+                <wp:extent cx="752475" cy="1285875"/>
+                <wp:effectExtent l="19050" t="0" r="47625" b="28575"/>
+                <wp:wrapNone/>
+                <wp:docPr id="714039476" name="箭號: ＞形 17"/>
+                <wp:cNvGraphicFramePr/>
+                <a:graphic xmlns:a="http://schemas.openxmlformats.org/drawingml/2006/main">
+                  <a:graphicData uri="http://schemas.microsoft.com/office/word/2010/wordprocessingShape">
+                    <wps:wsp>
+                      <wps:cNvSpPr/>
+                      <wps:spPr>
+                        <a:xfrm>
+                          <a:off x="0" y="0"/>
+                          <a:ext cx="752475" cy="1285875"/>
+                        </a:xfrm>
+                        <a:prstGeom prst="chevron">
+                          <a:avLst/>
+                        </a:prstGeom>
+                      </wps:spPr>
+                      <wps:style>
+                        <a:lnRef idx="2">
+                          <a:schemeClr val="dk1"/>
+                        </a:lnRef>
+                        <a:fillRef idx="1">
+                          <a:schemeClr val="lt1"/>
+                        </a:fillRef>
+                        <a:effectRef idx="0">
+                          <a:schemeClr val="dk1"/>
+                        </a:effectRef>
+                        <a:fontRef idx="minor">
+                          <a:schemeClr val="dk1"/>
+                        </a:fontRef>
+                      </wps:style>
+                      <wps:bodyPr rot="0" spcFirstLastPara="0" vertOverflow="overflow" horzOverflow="overflow" vert="horz" wrap="square" lIns="91440" tIns="45720" rIns="91440" bIns="45720" numCol="1" spcCol="0" rtlCol="0" fromWordArt="0" anchor="ctr" anchorCtr="0" forceAA="0" compatLnSpc="1">
+                        <a:prstTxWarp prst="textNoShape">
+                          <a:avLst/>
+                        </a:prstTxWarp>
+                        <a:noAutofit/>
+                      </wps:bodyPr>
+                    </wps:wsp>
+                  </a:graphicData>
+                </a:graphic>
+                <wp14:sizeRelH relativeFrom="margin">
+                  <wp14:pctWidth>0</wp14:pctWidth>
+                </wp14:sizeRelH>
+                <wp14:sizeRelV relativeFrom="margin">
+                  <wp14:pctHeight>0</wp14:pctHeight>
+                </wp14:sizeRelV>
+              </wp:anchor>
+            </w:drawing>
+          </mc:Choice>
+          <mc:Fallback>
+            <w:pict>
+              <v:shape w14:anchorId="304711B1" id="箭號: ＞形 17" o:spid="_x0000_s1026" type="#_x0000_t55" style="position:absolute;margin-left:296.8pt;margin-top:5.05pt;width:59.25pt;height:101.25pt;z-index:251671552;visibility:visible;mso-wrap-style:square;mso-width-percent:0;mso-height-percent:0;mso-wrap-distance-left:9pt;mso-wrap-distance-top:0;mso-wrap-distance-right:9pt;mso-wrap-distance-bottom:0;mso-position-horizontal:absolute;mso-position-horizontal-relative:text;mso-position-vertical:absolute;mso-position-vertical-relative:text;mso-width-percent:0;mso-height-percent:0;mso-width-relative:margin;mso-height-relative:margin;v-text-anchor:middle" o:gfxdata="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" adj="10800" fillcolor="white [3201]" strokecolor="black [3200]" strokeweight="1pt"/>
+            </w:pict>
+          </mc:Fallback>
+        </mc:AlternateContent>
+      </w:r>
+      <w:r>
+        <w:rPr>
+          <w:rFonts w:cs="Times New Roman"/>
+          <w:b/>
+          <w:noProof/>
+          <w:sz w:val="28"/>
+          <w:szCs w:val="28"/>
+        </w:rPr>
+        <mc:AlternateContent>
+          <mc:Choice Requires="wps">
+            <w:drawing>
+              <wp:anchor distT="0" distB="0" distL="114300" distR="114300" simplePos="0" relativeHeight="251673600" behindDoc="0" locked="0" layoutInCell="1" allowOverlap="1" wp14:anchorId="4F134E84" wp14:editId="32B7EB48">
+                <wp:simplePos x="0" y="0"/>
+                <wp:positionH relativeFrom="column">
+                  <wp:posOffset>4495165</wp:posOffset>
+                </wp:positionH>
+                <wp:positionV relativeFrom="paragraph">
+                  <wp:posOffset>64135</wp:posOffset>
+                </wp:positionV>
+                <wp:extent cx="752475" cy="1285875"/>
+                <wp:effectExtent l="19050" t="0" r="47625" b="28575"/>
+                <wp:wrapNone/>
+                <wp:docPr id="1510633971" name="箭號: ＞形 17"/>
+                <wp:cNvGraphicFramePr/>
+                <a:graphic xmlns:a="http://schemas.openxmlformats.org/drawingml/2006/main">
+                  <a:graphicData uri="http://schemas.microsoft.com/office/word/2010/wordprocessingShape">
+                    <wps:wsp>
+                      <wps:cNvSpPr/>
+                      <wps:spPr>
+                        <a:xfrm>
+                          <a:off x="0" y="0"/>
+                          <a:ext cx="752475" cy="1285875"/>
+                        </a:xfrm>
+                        <a:prstGeom prst="chevron">
+                          <a:avLst/>
+                        </a:prstGeom>
+                      </wps:spPr>
+                      <wps:style>
+                        <a:lnRef idx="2">
+                          <a:schemeClr val="dk1"/>
+                        </a:lnRef>
+                        <a:fillRef idx="1">
+                          <a:schemeClr val="lt1"/>
+                        </a:fillRef>
+                        <a:effectRef idx="0">
+                          <a:schemeClr val="dk1"/>
+                        </a:effectRef>
+                        <a:fontRef idx="minor">
+                          <a:schemeClr val="dk1"/>
+                        </a:fontRef>
+                      </wps:style>
+                      <wps:bodyPr rot="0" spcFirstLastPara="0" vertOverflow="overflow" horzOverflow="overflow" vert="horz" wrap="square" lIns="91440" tIns="45720" rIns="91440" bIns="45720" numCol="1" spcCol="0" rtlCol="0" fromWordArt="0" anchor="ctr" anchorCtr="0" forceAA="0" compatLnSpc="1">
+                        <a:prstTxWarp prst="textNoShape">
+                          <a:avLst/>
+                        </a:prstTxWarp>
+                        <a:noAutofit/>
+                      </wps:bodyPr>
+                    </wps:wsp>
+                  </a:graphicData>
+                </a:graphic>
+                <wp14:sizeRelH relativeFrom="margin">
+                  <wp14:pctWidth>0</wp14:pctWidth>
+                </wp14:sizeRelH>
+                <wp14:sizeRelV relativeFrom="margin">
+                  <wp14:pctHeight>0</wp14:pctHeight>
+                </wp14:sizeRelV>
+              </wp:anchor>
+            </w:drawing>
+          </mc:Choice>
+          <mc:Fallback>
+            <w:pict>
+              <v:shape w14:anchorId="2EC6CDE1" id="箭號: ＞形 17" o:spid="_x0000_s1026" type="#_x0000_t55" style="position:absolute;margin-left:353.95pt;margin-top:5.05pt;width:59.25pt;height:101.25pt;z-index:251673600;visibility:visible;mso-wrap-style:square;mso-width-percent:0;mso-height-percent:0;mso-wrap-distance-left:9pt;mso-wrap-distance-top:0;mso-wrap-distance-right:9pt;mso-wrap-distance-bottom:0;mso-position-horizontal:absolute;mso-position-horizontal-relative:text;mso-position-vertical:absolute;mso-position-vertical-relative:text;mso-width-percent:0;mso-height-percent:0;mso-width-relative:margin;mso-height-relative:margin;v-text-anchor:middle" o:gfxdata="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" adj="10800" fillcolor="white [3201]" strokecolor="black [3200]" strokeweight="1pt"/>
+            </w:pict>
+          </mc:Fallback>
+        </mc:AlternateContent>
+      </w:r>
+      <w:r>
+        <w:rPr>
+          <w:rFonts w:cs="Times New Roman"/>
+          <w:b/>
+          <w:noProof/>
+          <w:sz w:val="28"/>
+          <w:szCs w:val="28"/>
+        </w:rPr>
+        <mc:AlternateContent>
+          <mc:Choice Requires="wps">
+            <w:drawing>
+              <wp:anchor distT="0" distB="0" distL="114300" distR="114300" simplePos="0" relativeHeight="251674624" behindDoc="0" locked="0" layoutInCell="1" allowOverlap="1" wp14:anchorId="54C9EE04" wp14:editId="61BCE685">
+                <wp:simplePos x="0" y="0"/>
+                <wp:positionH relativeFrom="column">
+                  <wp:posOffset>4846955</wp:posOffset>
+                </wp:positionH>
+                <wp:positionV relativeFrom="paragraph">
+                  <wp:posOffset>64770</wp:posOffset>
+                </wp:positionV>
+                <wp:extent cx="752475" cy="1285875"/>
+                <wp:effectExtent l="19050" t="0" r="47625" b="28575"/>
+                <wp:wrapNone/>
+                <wp:docPr id="1947864769" name="箭號: ＞形 17"/>
+                <wp:cNvGraphicFramePr/>
+                <a:graphic xmlns:a="http://schemas.openxmlformats.org/drawingml/2006/main">
+                  <a:graphicData uri="http://schemas.microsoft.com/office/word/2010/wordprocessingShape">
+                    <wps:wsp>
+                      <wps:cNvSpPr/>
+                      <wps:spPr>
+                        <a:xfrm>
+                          <a:off x="0" y="0"/>
+                          <a:ext cx="752475" cy="1285875"/>
+                        </a:xfrm>
+                        <a:prstGeom prst="chevron">
+                          <a:avLst/>
+                        </a:prstGeom>
+                      </wps:spPr>
+                      <wps:style>
+                        <a:lnRef idx="2">
+                          <a:schemeClr val="dk1"/>
+                        </a:lnRef>
+                        <a:fillRef idx="1">
+                          <a:schemeClr val="lt1"/>
+                        </a:fillRef>
+                        <a:effectRef idx="0">
+                          <a:schemeClr val="dk1"/>
+                        </a:effectRef>
+                        <a:fontRef idx="minor">
+                          <a:schemeClr val="dk1"/>
+                        </a:fontRef>
+                      </wps:style>
+                      <wps:bodyPr rot="0" spcFirstLastPara="0" vertOverflow="overflow" horzOverflow="overflow" vert="horz" wrap="square" lIns="91440" tIns="45720" rIns="91440" bIns="45720" numCol="1" spcCol="0" rtlCol="0" fromWordArt="0" anchor="ctr" anchorCtr="0" forceAA="0" compatLnSpc="1">
+                        <a:prstTxWarp prst="textNoShape">
+                          <a:avLst/>
+                        </a:prstTxWarp>
+                        <a:noAutofit/>
+                      </wps:bodyPr>
+                    </wps:wsp>
+                  </a:graphicData>
+                </a:graphic>
+                <wp14:sizeRelH relativeFrom="margin">
+                  <wp14:pctWidth>0</wp14:pctWidth>
+                </wp14:sizeRelH>
+                <wp14:sizeRelV relativeFrom="margin">
+                  <wp14:pctHeight>0</wp14:pctHeight>
+                </wp14:sizeRelV>
+              </wp:anchor>
+            </w:drawing>
+          </mc:Choice>
+          <mc:Fallback>
+            <w:pict>
+              <v:shape w14:anchorId="7C8B827F" id="箭號: ＞形 17" o:spid="_x0000_s1026" type="#_x0000_t55" style="position:absolute;margin-left:381.65pt;margin-top:5.1pt;width:59.25pt;height:101.25pt;z-index:251674624;visibility:visible;mso-wrap-style:square;mso-width-percent:0;mso-height-percent:0;mso-wrap-distance-left:9pt;mso-wrap-distance-top:0;mso-wrap-distance-right:9pt;mso-wrap-distance-bottom:0;mso-position-horizontal:absolute;mso-position-horizontal-relative:text;mso-position-vertical:absolute;mso-position-vertical-relative:text;mso-width-percent:0;mso-height-percent:0;mso-width-relative:margin;mso-height-relative:margin;v-text-anchor:middle" o:gfxdata="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" adj="10800" fillcolor="white [3201]" strokecolor="black [3200]" strokeweight="1pt"/>
+            </w:pict>
+          </mc:Fallback>
+        </mc:AlternateContent>
+      </w:r>
+      <w:r>
+        <w:rPr>
+          <w:rFonts w:cs="Times New Roman"/>
+          <w:b/>
+          <w:noProof/>
+          <w:sz w:val="28"/>
+          <w:szCs w:val="28"/>
+        </w:rPr>
+        <mc:AlternateContent>
+          <mc:Choice Requires="wps">
+            <w:drawing>
+              <wp:anchor distT="0" distB="0" distL="114300" distR="114300" simplePos="0" relativeHeight="251675648" behindDoc="0" locked="0" layoutInCell="1" allowOverlap="1" wp14:anchorId="26E458B4" wp14:editId="212BC9CF">
+                <wp:simplePos x="0" y="0"/>
+                <wp:positionH relativeFrom="column">
+                  <wp:posOffset>5202555</wp:posOffset>
+                </wp:positionH>
+                <wp:positionV relativeFrom="paragraph">
+                  <wp:posOffset>63500</wp:posOffset>
+                </wp:positionV>
+                <wp:extent cx="752475" cy="1285875"/>
+                <wp:effectExtent l="19050" t="0" r="47625" b="28575"/>
+                <wp:wrapNone/>
+                <wp:docPr id="1718606360" name="箭號: ＞形 17"/>
+                <wp:cNvGraphicFramePr/>
+                <a:graphic xmlns:a="http://schemas.openxmlformats.org/drawingml/2006/main">
+                  <a:graphicData uri="http://schemas.microsoft.com/office/word/2010/wordprocessingShape">
+                    <wps:wsp>
+                      <wps:cNvSpPr/>
+                      <wps:spPr>
+                        <a:xfrm>
+                          <a:off x="0" y="0"/>
+                          <a:ext cx="752475" cy="1285875"/>
+                        </a:xfrm>
+                        <a:prstGeom prst="chevron">
+                          <a:avLst/>
+                        </a:prstGeom>
+                      </wps:spPr>
+                      <wps:style>
+                        <a:lnRef idx="2">
+                          <a:schemeClr val="dk1"/>
+                        </a:lnRef>
+                        <a:fillRef idx="1">
+                          <a:schemeClr val="lt1"/>
+                        </a:fillRef>
+                        <a:effectRef idx="0">
+                          <a:schemeClr val="dk1"/>
+                        </a:effectRef>
+                        <a:fontRef idx="minor">
+                          <a:schemeClr val="dk1"/>
+                        </a:fontRef>
+                      </wps:style>
+                      <wps:bodyPr rot="0" spcFirstLastPara="0" vertOverflow="overflow" horzOverflow="overflow" vert="horz" wrap="square" lIns="91440" tIns="45720" rIns="91440" bIns="45720" numCol="1" spcCol="0" rtlCol="0" fromWordArt="0" anchor="ctr" anchorCtr="0" forceAA="0" compatLnSpc="1">
+                        <a:prstTxWarp prst="textNoShape">
+                          <a:avLst/>
+                        </a:prstTxWarp>
+                        <a:noAutofit/>
+                      </wps:bodyPr>
+                    </wps:wsp>
+                  </a:graphicData>
+                </a:graphic>
+                <wp14:sizeRelH relativeFrom="margin">
+                  <wp14:pctWidth>0</wp14:pctWidth>
+                </wp14:sizeRelH>
+                <wp14:sizeRelV relativeFrom="margin">
+                  <wp14:pctHeight>0</wp14:pctHeight>
+                </wp14:sizeRelV>
+              </wp:anchor>
+            </w:drawing>
+          </mc:Choice>
+          <mc:Fallback>
+            <w:pict>
+              <v:shape w14:anchorId="1449A313" id="箭號: ＞形 17" o:spid="_x0000_s1026" type="#_x0000_t55" style="position:absolute;margin-left:409.65pt;margin-top:5pt;width:59.25pt;height:101.25pt;z-index:251675648;visibility:visible;mso-wrap-style:square;mso-width-percent:0;mso-height-percent:0;mso-wrap-distance-left:9pt;mso-wrap-distance-top:0;mso-wrap-distance-right:9pt;mso-wrap-distance-bottom:0;mso-position-horizontal:absolute;mso-position-horizontal-relative:text;mso-position-vertical:absolute;mso-position-vertical-relative:text;mso-width-percent:0;mso-height-percent:0;mso-width-relative:margin;mso-height-relative:margin;v-text-anchor:middle" o:gfxdata="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" adj="10800" fillcolor="white [3201]" strokecolor="black [3200]" strokeweight="1pt"/>
+            </w:pict>
+          </mc:Fallback>
+        </mc:AlternateContent>
+      </w:r>
+    </w:p>
+    <w:p>
+      <w:pPr>
+        <w:spacing w:line="400" w:lineRule="exact"/>
+        <w:rPr>
+          <w:rFonts w:cs="Times New Roman"/>
+          <w:bCs/>
+          <w:sz w:val="28"/>
+          <w:szCs w:val="28"/>
+        </w:rPr>
+      </w:pPr>
+    </w:p>
+    <w:p>
+      <w:pPr>
+        <w:spacing w:line="400" w:lineRule="exact"/>
+        <w:rPr>
+          <w:rFonts w:cs="Times New Roman"/>
+          <w:bCs/>
+          <w:sz w:val="28"/>
+          <w:szCs w:val="28"/>
+        </w:rPr>
+      </w:pPr>
+    </w:p>
+    <w:p>
+      <w:pPr>
+        <w:spacing w:line="400" w:lineRule="exact"/>
+        <w:rPr>
+          <w:rFonts w:cs="Times New Roman" w:hint="eastAsia"/>
+          <w:bCs/>
+          <w:sz w:val="28"/>
+          <w:szCs w:val="28"/>
+        </w:rPr>
+      </w:pPr>
+    </w:p>
+    <w:p>
+      <w:pPr>
+        <w:spacing w:line="400" w:lineRule="exact"/>
+        <w:rPr>
+          <w:rFonts w:cs="Times New Roman"/>
+          <w:bCs/>
+          <w:sz w:val="28"/>
+          <w:szCs w:val="28"/>
+        </w:rPr>
+      </w:pPr>
+    </w:p>
+    <w:p>
+      <w:pPr>
+        <w:spacing w:line="400" w:lineRule="exact"/>
+        <w:rPr>
+          <w:rFonts w:cs="Times New Roman"/>
+          <w:bCs/>
+          <w:sz w:val="28"/>
+          <w:szCs w:val="28"/>
+        </w:rPr>
+      </w:pPr>
+    </w:p>
+    <w:p>
+      <w:pPr>
+        <w:spacing w:line="400" w:lineRule="exact"/>
+        <w:rPr>
+          <w:rFonts w:cs="Times New Roman"/>
+          <w:bCs/>
+          <w:sz w:val="28"/>
+          <w:szCs w:val="28"/>
+        </w:rPr>
+      </w:pPr>
+      <w:r>
+        <w:rPr>
+          <w:rFonts w:cs="Times New Roman" w:hint="eastAsia"/>
+          <w:bCs/>
+          <w:sz w:val="28"/>
+          <w:szCs w:val="28"/>
+        </w:rPr>
+        <w:t xml:space="preserve">2. </w:t>
+      </w:r>
+      <w:r>
+        <w:rPr>
+          <w:rFonts w:cs="Times New Roman" w:hint="eastAsia"/>
+          <w:bCs/>
+          <w:sz w:val="28"/>
+          <w:szCs w:val="28"/>
+        </w:rPr>
+        <w:t>底下是勇氣之花，讓我們利用這個機會反省自己，對</w:t>
+      </w:r>
+      <w:r>
+        <w:rPr>
+          <w:rFonts w:cs="Times New Roman" w:hint="eastAsia"/>
+          <w:bCs/>
+          <w:sz w:val="28"/>
+          <w:szCs w:val="28"/>
+        </w:rPr>
+        <w:t>家人</w:t>
+      </w:r>
+      <w:r>
+        <w:rPr>
+          <w:rFonts w:cs="Times New Roman" w:hint="eastAsia"/>
+          <w:bCs/>
+          <w:sz w:val="28"/>
+          <w:szCs w:val="28"/>
+        </w:rPr>
+        <w:t>、</w:t>
+      </w:r>
+      <w:r>
+        <w:rPr>
+          <w:rFonts w:cs="Times New Roman" w:hint="eastAsia"/>
+          <w:bCs/>
+          <w:sz w:val="28"/>
+          <w:szCs w:val="28"/>
+        </w:rPr>
+        <w:t>學校</w:t>
+      </w:r>
+      <w:r>
+        <w:rPr>
+          <w:rFonts w:cs="Times New Roman" w:hint="eastAsia"/>
+          <w:bCs/>
+          <w:sz w:val="28"/>
+          <w:szCs w:val="28"/>
+        </w:rPr>
+        <w:t>同學、</w:t>
+      </w:r>
+      <w:r>
+        <w:rPr>
+          <w:rFonts w:cs="Times New Roman" w:hint="eastAsia"/>
+          <w:bCs/>
+          <w:sz w:val="28"/>
+          <w:szCs w:val="28"/>
+        </w:rPr>
+        <w:t>補習班</w:t>
+      </w:r>
+      <w:r>
+        <w:rPr>
+          <w:rFonts w:cs="Times New Roman" w:hint="eastAsia"/>
+          <w:bCs/>
+          <w:sz w:val="28"/>
+          <w:szCs w:val="28"/>
+        </w:rPr>
+        <w:t>朋友</w:t>
+      </w:r>
+      <w:r>
+        <w:rPr>
+          <w:rFonts w:cs="Times New Roman"/>
+          <w:bCs/>
+          <w:sz w:val="28"/>
+          <w:szCs w:val="28"/>
+        </w:rPr>
+        <w:t>…</w:t>
+      </w:r>
+      <w:r>
+        <w:rPr>
+          <w:rFonts w:cs="Times New Roman" w:hint="eastAsia"/>
+          <w:bCs/>
+          <w:sz w:val="28"/>
+          <w:szCs w:val="28"/>
+        </w:rPr>
+        <w:t>等等</w:t>
+      </w:r>
+      <w:r>
+        <w:rPr>
+          <w:rFonts w:cs="Times New Roman" w:hint="eastAsia"/>
+          <w:bCs/>
+          <w:sz w:val="28"/>
+          <w:szCs w:val="28"/>
+        </w:rPr>
+        <w:t>，是否有</w:t>
+      </w:r>
+      <w:r>
+        <w:rPr>
+          <w:rFonts w:cs="Times New Roman" w:hint="eastAsia"/>
+          <w:bCs/>
+          <w:sz w:val="28"/>
+          <w:szCs w:val="28"/>
+        </w:rPr>
+        <w:t>犯錯，或是</w:t>
+      </w:r>
+      <w:r>
+        <w:rPr>
+          <w:rFonts w:cs="Times New Roman" w:hint="eastAsia"/>
+          <w:bCs/>
+          <w:sz w:val="28"/>
+          <w:szCs w:val="28"/>
+        </w:rPr>
+        <w:t>做得不夠好的地方，寫下來並思考如何改過。</w:t>
+      </w:r>
+    </w:p>
+    <w:p>
+      <w:pPr>
+        <w:rPr>
+          <w:rFonts w:hint="eastAsia"/>
+          <w:sz w:val="28"/>
+          <w:szCs w:val="24"/>
+        </w:rPr>
+      </w:pPr>
+      <w:r>
+        <w:rPr>
+          <w:rFonts w:ascii="標楷體" w:hAnsi="標楷體"/>
+          <w:noProof/>
+        </w:rPr>
+        <mc:AlternateContent>
+          <mc:Choice Requires="wpg">
+            <w:drawing>
+              <wp:anchor distT="0" distB="0" distL="114300" distR="114300" simplePos="0" relativeHeight="251659264" behindDoc="0" locked="0" layoutInCell="1" allowOverlap="1" wp14:anchorId="75F80833" wp14:editId="61251308">
+                <wp:simplePos x="0" y="0"/>
+                <wp:positionH relativeFrom="column">
+                  <wp:posOffset>-137160</wp:posOffset>
+                </wp:positionH>
+                <wp:positionV relativeFrom="paragraph">
+                  <wp:posOffset>60960</wp:posOffset>
+                </wp:positionV>
+                <wp:extent cx="6351270" cy="5768340"/>
+                <wp:effectExtent l="0" t="0" r="11430" b="22860"/>
+                <wp:wrapNone/>
+                <wp:docPr id="1866724937" name="群組 1"/>
+                <wp:cNvGraphicFramePr/>
+                <a:graphic xmlns:a="http://schemas.openxmlformats.org/drawingml/2006/main">
+                  <a:graphicData uri="http://schemas.microsoft.com/office/word/2010/wordprocessingGroup">
+                    <wpg:wgp>
+                      <wpg:cNvGrpSpPr/>
+                      <wpg:grpSpPr>
+                        <a:xfrm>
+                          <a:off x="0" y="0"/>
+                          <a:ext cx="6351270" cy="5768340"/>
+                          <a:chOff x="0" y="0"/>
+                          <a:chExt cx="7166610" cy="5283801"/>
+                        </a:xfrm>
+                      </wpg:grpSpPr>
+                      <wpg:grpSp>
+                        <wpg:cNvPr id="15" name="群組 14">
+                          <a:extLst>
+                            <a:ext uri="{FF2B5EF4-FFF2-40B4-BE49-F238E27FC236}">
+                              <a16:creationId xmlns:a16="http://schemas.microsoft.com/office/drawing/2014/main" id="{7BB880E4-52B8-2597-E032-11E0C243D7C6}"/>
+                            </a:ext>
+                          </a:extLst>
+                        </wpg:cNvPr>
+                        <wpg:cNvGrpSpPr/>
+                        <wpg:grpSpPr>
+                          <a:xfrm>
+                            <a:off x="0" y="0"/>
+                            <a:ext cx="7166610" cy="5283801"/>
+                            <a:chOff x="0" y="-53418"/>
+                            <a:chExt cx="7867974" cy="6173418"/>
+                          </a:xfrm>
+                        </wpg:grpSpPr>
+                        <wps:wsp>
+                          <wps:cNvPr id="1647126377" name="手繪多邊形: 圖案 1647126377">
+                            <a:extLst>
+                              <a:ext uri="{FF2B5EF4-FFF2-40B4-BE49-F238E27FC236}">
+                                <a16:creationId xmlns:a16="http://schemas.microsoft.com/office/drawing/2014/main" id="{B02AA79B-188D-82BC-D5F3-A43C2E958E30}"/>
+                              </a:ext>
+                            </a:extLst>
+                          </wps:cNvPr>
+                          <wps:cNvSpPr/>
+                          <wps:spPr>
+                            <a:xfrm>
+                              <a:off x="0" y="0"/>
+                              <a:ext cx="7867974" cy="6120000"/>
+                            </a:xfrm>
+                            <a:custGeom>
+                              <a:avLst/>
+                              <a:gdLst>
+                                <a:gd name="connsiteX0" fmla="*/ 2707510 w 5454348"/>
+                                <a:gd name="connsiteY0" fmla="*/ 0 h 4965832"/>
+                                <a:gd name="connsiteX1" fmla="*/ 3787510 w 5454348"/>
+                                <a:gd name="connsiteY1" fmla="*/ 1080000 h 4965832"/>
+                                <a:gd name="connsiteX2" fmla="*/ 3644423 w 5454348"/>
+                                <a:gd name="connsiteY2" fmla="*/ 1617578 h 4965832"/>
+                                <a:gd name="connsiteX3" fmla="*/ 3570908 w 5454348"/>
+                                <a:gd name="connsiteY3" fmla="*/ 1723664 h 4965832"/>
+                                <a:gd name="connsiteX4" fmla="*/ 3610673 w 5454348"/>
+                                <a:gd name="connsiteY4" fmla="*/ 1679912 h 4965832"/>
+                                <a:gd name="connsiteX5" fmla="*/ 4374348 w 5454348"/>
+                                <a:gd name="connsiteY5" fmla="*/ 1363587 h 4965832"/>
+                                <a:gd name="connsiteX6" fmla="*/ 5454348 w 5454348"/>
+                                <a:gd name="connsiteY6" fmla="*/ 2443587 h 4965832"/>
+                                <a:gd name="connsiteX7" fmla="*/ 4374348 w 5454348"/>
+                                <a:gd name="connsiteY7" fmla="*/ 3523587 h 4965832"/>
+                                <a:gd name="connsiteX8" fmla="*/ 3770510 w 5454348"/>
+                                <a:gd name="connsiteY8" fmla="*/ 3339140 h 4965832"/>
+                                <a:gd name="connsiteX9" fmla="*/ 3650271 w 5454348"/>
+                                <a:gd name="connsiteY9" fmla="*/ 3239934 h 4965832"/>
+                                <a:gd name="connsiteX10" fmla="*/ 3681722 w 5454348"/>
+                                <a:gd name="connsiteY10" fmla="*/ 3281994 h 4965832"/>
+                                <a:gd name="connsiteX11" fmla="*/ 3866169 w 5454348"/>
+                                <a:gd name="connsiteY11" fmla="*/ 3885832 h 4965832"/>
+                                <a:gd name="connsiteX12" fmla="*/ 2786169 w 5454348"/>
+                                <a:gd name="connsiteY12" fmla="*/ 4965832 h 4965832"/>
+                                <a:gd name="connsiteX13" fmla="*/ 1706169 w 5454348"/>
+                                <a:gd name="connsiteY13" fmla="*/ 3885832 h 4965832"/>
+                                <a:gd name="connsiteX14" fmla="*/ 1890616 w 5454348"/>
+                                <a:gd name="connsiteY14" fmla="*/ 3281994 h 4965832"/>
+                                <a:gd name="connsiteX15" fmla="*/ 1913027 w 5454348"/>
+                                <a:gd name="connsiteY15" fmla="*/ 3252024 h 4965832"/>
+                                <a:gd name="connsiteX16" fmla="*/ 1891335 w 5454348"/>
+                                <a:gd name="connsiteY16" fmla="*/ 3228157 h 4965832"/>
+                                <a:gd name="connsiteX17" fmla="*/ 1843676 w 5454348"/>
+                                <a:gd name="connsiteY17" fmla="*/ 3285921 h 4965832"/>
+                                <a:gd name="connsiteX18" fmla="*/ 1080000 w 5454348"/>
+                                <a:gd name="connsiteY18" fmla="*/ 3602245 h 4965832"/>
+                                <a:gd name="connsiteX19" fmla="*/ 0 w 5454348"/>
+                                <a:gd name="connsiteY19" fmla="*/ 2522245 h 4965832"/>
+                                <a:gd name="connsiteX20" fmla="*/ 1080000 w 5454348"/>
+                                <a:gd name="connsiteY20" fmla="*/ 1442245 h 4965832"/>
+                                <a:gd name="connsiteX21" fmla="*/ 1843676 w 5454348"/>
+                                <a:gd name="connsiteY21" fmla="*/ 1758570 h 4965832"/>
+                                <a:gd name="connsiteX22" fmla="*/ 1891335 w 5454348"/>
+                                <a:gd name="connsiteY22" fmla="*/ 1816334 h 4965832"/>
+                                <a:gd name="connsiteX23" fmla="*/ 1905160 w 5454348"/>
+                                <a:gd name="connsiteY23" fmla="*/ 1801123 h 4965832"/>
+                                <a:gd name="connsiteX24" fmla="*/ 1874130 w 5454348"/>
+                                <a:gd name="connsiteY24" fmla="*/ 1766981 h 4965832"/>
+                                <a:gd name="connsiteX25" fmla="*/ 1627510 w 5454348"/>
+                                <a:gd name="connsiteY25" fmla="*/ 1080000 h 4965832"/>
+                                <a:gd name="connsiteX26" fmla="*/ 2707510 w 5454348"/>
+                                <a:gd name="connsiteY26" fmla="*/ 0 h 4965832"/>
+                              </a:gdLst>
+                              <a:ahLst/>
+                              <a:cxnLst>
+                                <a:cxn ang="0">
+                                  <a:pos x="connsiteX0" y="connsiteY0"/>
+                                </a:cxn>
+                                <a:cxn ang="0">
+                                  <a:pos x="connsiteX1" y="connsiteY1"/>
+                                </a:cxn>
+                                <a:cxn ang="0">
+                                  <a:pos x="connsiteX2" y="connsiteY2"/>
+                                </a:cxn>
+                                <a:cxn ang="0">
+                                  <a:pos x="connsiteX3" y="connsiteY3"/>
+                                </a:cxn>
+                                <a:cxn ang="0">
+                                  <a:pos x="connsiteX4" y="connsiteY4"/>
+                                </a:cxn>
+                                <a:cxn ang="0">
+                                  <a:pos x="connsiteX5" y="connsiteY5"/>
+                                </a:cxn>
+                                <a:cxn ang="0">
+                                  <a:pos x="connsiteX6" y="connsiteY6"/>
+                                </a:cxn>
+                                <a:cxn ang="0">
+                                  <a:pos x="connsiteX7" y="connsiteY7"/>
+                                </a:cxn>
+                                <a:cxn ang="0">
+                                  <a:pos x="connsiteX8" y="connsiteY8"/>
+                                </a:cxn>
+                                <a:cxn ang="0">
+                                  <a:pos x="connsiteX9" y="connsiteY9"/>
+                                </a:cxn>
+                                <a:cxn ang="0">
+                                  <a:pos x="connsiteX10" y="connsiteY10"/>
+                                </a:cxn>
+                                <a:cxn ang="0">
+                                  <a:pos x="connsiteX11" y="connsiteY11"/>
+                                </a:cxn>
+                                <a:cxn ang="0">
+                                  <a:pos x="connsiteX12" y="connsiteY12"/>
+                                </a:cxn>
+                                <a:cxn ang="0">
+                                  <a:pos x="connsiteX13" y="connsiteY13"/>
+                                </a:cxn>
+                                <a:cxn ang="0">
+                                  <a:pos x="connsiteX14" y="connsiteY14"/>
+                                </a:cxn>
+                                <a:cxn ang="0">
+                                  <a:pos x="connsiteX15" y="connsiteY15"/>
+                                </a:cxn>
+                                <a:cxn ang="0">
+                                  <a:pos x="connsiteX16" y="connsiteY16"/>
+                                </a:cxn>
+                                <a:cxn ang="0">
+                                  <a:pos x="connsiteX17" y="connsiteY17"/>
+                                </a:cxn>
+                                <a:cxn ang="0">
+                                  <a:pos x="connsiteX18" y="connsiteY18"/>
+                                </a:cxn>
+                                <a:cxn ang="0">
+                                  <a:pos x="connsiteX19" y="connsiteY19"/>
+                                </a:cxn>
+                                <a:cxn ang="0">
+                                  <a:pos x="connsiteX20" y="connsiteY20"/>
+                                </a:cxn>
+                                <a:cxn ang="0">
+                                  <a:pos x="connsiteX21" y="connsiteY21"/>
+                                </a:cxn>
+                                <a:cxn ang="0">
+                                  <a:pos x="connsiteX22" y="connsiteY22"/>
+                                </a:cxn>
+                                <a:cxn ang="0">
+                                  <a:pos x="connsiteX23" y="connsiteY23"/>
+                                </a:cxn>
+                                <a:cxn ang="0">
+                                  <a:pos x="connsiteX24" y="connsiteY24"/>
+                                </a:cxn>
+                                <a:cxn ang="0">
+                                  <a:pos x="connsiteX25" y="connsiteY25"/>
+                                </a:cxn>
+                                <a:cxn ang="0">
+                                  <a:pos x="connsiteX26" y="connsiteY26"/>
+                                </a:cxn>
+                              </a:cxnLst>
+                              <a:rect l="l" t="t" r="r" b="b"/>
+                              <a:pathLst>
+                                <a:path w="5454348" h="4965832">
+                                  <a:moveTo>
+                                    <a:pt x="2707510" y="0"/>
+                                  </a:moveTo>
+                                  <a:cubicBezTo>
+                                    <a:pt x="3303978" y="0"/>
+                                    <a:pt x="3787510" y="483532"/>
+                                    <a:pt x="3787510" y="1080000"/>
+                                  </a:cubicBezTo>
+                                  <a:cubicBezTo>
+                                    <a:pt x="3787510" y="1275716"/>
+                                    <a:pt x="3735450" y="1459273"/>
+                                    <a:pt x="3644423" y="1617578"/>
+                                  </a:cubicBezTo>
+                                  <a:lnTo>
+                                    <a:pt x="3570908" y="1723664"/>
+                                  </a:lnTo>
+                                  <a:lnTo>
+                                    <a:pt x="3610673" y="1679912"/>
+                                  </a:lnTo>
+                                  <a:cubicBezTo>
+                                    <a:pt x="3806114" y="1484470"/>
+                                    <a:pt x="4076114" y="1363587"/>
+                                    <a:pt x="4374348" y="1363587"/>
+                                  </a:cubicBezTo>
+                                  <a:cubicBezTo>
+                                    <a:pt x="4970816" y="1363587"/>
+                                    <a:pt x="5454348" y="1847119"/>
+                                    <a:pt x="5454348" y="2443587"/>
+                                  </a:cubicBezTo>
+                                  <a:cubicBezTo>
+                                    <a:pt x="5454348" y="3040055"/>
+                                    <a:pt x="4970816" y="3523587"/>
+                                    <a:pt x="4374348" y="3523587"/>
+                                  </a:cubicBezTo>
+                                  <a:cubicBezTo>
+                                    <a:pt x="4150673" y="3523587"/>
+                                    <a:pt x="3942879" y="3455591"/>
+                                    <a:pt x="3770510" y="3339140"/>
+                                  </a:cubicBezTo>
+                                  <a:lnTo>
+                                    <a:pt x="3650271" y="3239934"/>
+                                  </a:lnTo>
+                                  <a:lnTo>
+                                    <a:pt x="3681722" y="3281994"/>
+                                  </a:lnTo>
+                                  <a:cubicBezTo>
+                                    <a:pt x="3798173" y="3454363"/>
+                                    <a:pt x="3866169" y="3662157"/>
+                                    <a:pt x="3866169" y="3885832"/>
+                                  </a:cubicBezTo>
+                                  <a:cubicBezTo>
+                                    <a:pt x="3866169" y="4482300"/>
+                                    <a:pt x="3382637" y="4965832"/>
+                                    <a:pt x="2786169" y="4965832"/>
+                                  </a:cubicBezTo>
+                                  <a:cubicBezTo>
+                                    <a:pt x="2189701" y="4965832"/>
+                                    <a:pt x="1706169" y="4482300"/>
+                                    <a:pt x="1706169" y="3885832"/>
+                                  </a:cubicBezTo>
+                                  <a:cubicBezTo>
+                                    <a:pt x="1706169" y="3662157"/>
+                                    <a:pt x="1774166" y="3454363"/>
+                                    <a:pt x="1890616" y="3281994"/>
+                                  </a:cubicBezTo>
+                                  <a:lnTo>
+                                    <a:pt x="1913027" y="3252024"/>
+                                  </a:lnTo>
+                                  <a:lnTo>
+                                    <a:pt x="1891335" y="3228157"/>
+                                  </a:lnTo>
+                                  <a:lnTo>
+                                    <a:pt x="1843676" y="3285921"/>
+                                  </a:lnTo>
+                                  <a:cubicBezTo>
+                                    <a:pt x="1648234" y="3481362"/>
+                                    <a:pt x="1378234" y="3602245"/>
+                                    <a:pt x="1080000" y="3602245"/>
+                                  </a:cubicBezTo>
+                                  <a:cubicBezTo>
+                                    <a:pt x="483532" y="3602245"/>
+                                    <a:pt x="0" y="3118713"/>
+                                    <a:pt x="0" y="2522245"/>
+                                  </a:cubicBezTo>
+                                  <a:cubicBezTo>
+                                    <a:pt x="0" y="1925777"/>
+                                    <a:pt x="483532" y="1442245"/>
+                                    <a:pt x="1080000" y="1442245"/>
+                                  </a:cubicBezTo>
+                                  <a:cubicBezTo>
+                                    <a:pt x="1378234" y="1442245"/>
+                                    <a:pt x="1648234" y="1563128"/>
+                                    <a:pt x="1843676" y="1758570"/>
+                                  </a:cubicBezTo>
+                                  <a:lnTo>
+                                    <a:pt x="1891335" y="1816334"/>
+                                  </a:lnTo>
+                                  <a:lnTo>
+                                    <a:pt x="1905160" y="1801123"/>
+                                  </a:lnTo>
+                                  <a:lnTo>
+                                    <a:pt x="1874130" y="1766981"/>
+                                  </a:lnTo>
+                                  <a:cubicBezTo>
+                                    <a:pt x="1720061" y="1580293"/>
+                                    <a:pt x="1627510" y="1340955"/>
+                                    <a:pt x="1627510" y="1080000"/>
+                                  </a:cubicBezTo>
+                                  <a:cubicBezTo>
+                                    <a:pt x="1627510" y="483532"/>
+                                    <a:pt x="2111042" y="0"/>
+                                    <a:pt x="2707510" y="0"/>
+                                  </a:cubicBezTo>
+                                  <a:close/>
+                                </a:path>
+                              </a:pathLst>
+                            </a:custGeom>
+                            <a:noFill/>
+                            <a:ln w="25400" cap="flat" cmpd="sng" algn="ctr">
+                              <a:solidFill>
+                                <a:srgbClr val="4F81BD">
+                                  <a:shade val="15000"/>
+                                </a:srgbClr>
+                              </a:solidFill>
+                              <a:prstDash val="solid"/>
+                            </a:ln>
+                            <a:effectLst/>
+                          </wps:spPr>
+                          <wps:bodyPr wrap="square" rtlCol="0" anchor="ctr">
+                            <a:noAutofit/>
+                          </wps:bodyPr>
+                        </wps:wsp>
+                        <wps:wsp>
+                          <wps:cNvPr id="336789842" name="橢圓 336789842">
+                            <a:extLst>
+                              <a:ext uri="{FF2B5EF4-FFF2-40B4-BE49-F238E27FC236}">
+                                <a16:creationId xmlns:a16="http://schemas.microsoft.com/office/drawing/2014/main" id="{A1954288-6404-A72B-2401-6D9B6B2EAEB7}"/>
+                              </a:ext>
+                            </a:extLst>
+                          </wps:cNvPr>
+                          <wps:cNvSpPr/>
+                          <wps:spPr>
+                            <a:xfrm>
+                              <a:off x="2718043" y="1961735"/>
+                              <a:ext cx="2408439" cy="2160000"/>
+                            </a:xfrm>
+                            <a:prstGeom prst="ellipse">
+                              <a:avLst/>
+                            </a:prstGeom>
+                            <a:noFill/>
+                            <a:ln w="25400" cap="flat" cmpd="sng" algn="ctr">
+                              <a:solidFill>
+                                <a:srgbClr val="4F81BD">
+                                  <a:shade val="15000"/>
+                                </a:srgbClr>
+                              </a:solidFill>
+                              <a:prstDash val="solid"/>
+                            </a:ln>
+                            <a:effectLst/>
+                          </wps:spPr>
+                          <wps:bodyPr rtlCol="0" anchor="ctr"/>
+                        </wps:wsp>
+                        <wps:wsp>
+                          <wps:cNvPr id="1911676364" name="文字方塊 10">
+                            <a:extLst>
+                              <a:ext uri="{FF2B5EF4-FFF2-40B4-BE49-F238E27FC236}">
+                                <a16:creationId xmlns:a16="http://schemas.microsoft.com/office/drawing/2014/main" id="{DCCDEE73-A3A1-772F-E0BD-15CE4EA9536C}"/>
+                              </a:ext>
+                            </a:extLst>
+                          </wps:cNvPr>
+                          <wps:cNvSpPr txBox="1"/>
+                          <wps:spPr>
+                            <a:xfrm>
+                              <a:off x="3189919" y="-53418"/>
+                              <a:ext cx="1360648" cy="548641"/>
+                            </a:xfrm>
+                            <a:prstGeom prst="rect">
+                              <a:avLst/>
+                            </a:prstGeom>
+                            <a:noFill/>
+                          </wps:spPr>
+                          <wps:txbx>
+                            <w:txbxContent>
+                              <w:p>
+                                <w:pPr>
+                                  <w:jc w:val="center"/>
+                                  <w:rPr>
+                                    <w:rFonts w:ascii="Calibri" w:eastAsia="新細明體"/>
+                                    <w:color w:val="000000"/>
+                                    <w:kern w:val="24"/>
+                                    <w:sz w:val="40"/>
+                                    <w:szCs w:val="40"/>
+                                  </w:rPr>
+                                </w:pPr>
+                                <w:r>
+                                  <w:rPr>
+                                    <w:rFonts w:ascii="Calibri" w:eastAsia="新細明體" w:hint="eastAsia"/>
+                                    <w:color w:val="000000"/>
+                                    <w:kern w:val="24"/>
+                                    <w:sz w:val="40"/>
+                                    <w:szCs w:val="40"/>
+                                  </w:rPr>
+                                  <w:t>1._____</w:t>
+                                </w:r>
+                              </w:p>
+                            </w:txbxContent>
+                          </wps:txbx>
+                          <wps:bodyPr wrap="square" rtlCol="0">
+                            <a:noAutofit/>
+                          </wps:bodyPr>
+                        </wps:wsp>
+                        <wps:wsp>
+                          <wps:cNvPr id="1015803436" name="文字方塊 11">
+                            <a:extLst>
+                              <a:ext uri="{FF2B5EF4-FFF2-40B4-BE49-F238E27FC236}">
+                                <a16:creationId xmlns:a16="http://schemas.microsoft.com/office/drawing/2014/main" id="{3D57E88E-AAE1-32DE-6286-E77D8DA9918A}"/>
+                              </a:ext>
+                            </a:extLst>
+                          </wps:cNvPr>
+                          <wps:cNvSpPr txBox="1"/>
+                          <wps:spPr>
+                            <a:xfrm>
+                              <a:off x="5764128" y="1646253"/>
+                              <a:ext cx="1162701" cy="548641"/>
+                            </a:xfrm>
+                            <a:prstGeom prst="rect">
+                              <a:avLst/>
+                            </a:prstGeom>
+                            <a:noFill/>
+                          </wps:spPr>
+                          <wps:txbx>
+                            <w:txbxContent>
+                              <w:p>
+                                <w:pPr>
+                                  <w:jc w:val="center"/>
+                                  <w:rPr>
+                                    <w:rFonts w:ascii="Calibri" w:eastAsia="新細明體"/>
+                                    <w:color w:val="000000"/>
+                                    <w:kern w:val="24"/>
+                                    <w:sz w:val="40"/>
+                                    <w:szCs w:val="40"/>
+                                  </w:rPr>
+                                </w:pPr>
+                                <w:r>
+                                  <w:rPr>
+                                    <w:rFonts w:ascii="Calibri" w:eastAsia="新細明體" w:hint="eastAsia"/>
+                                    <w:color w:val="000000"/>
+                                    <w:kern w:val="24"/>
+                                    <w:sz w:val="40"/>
+                                    <w:szCs w:val="40"/>
+                                  </w:rPr>
+                                  <w:t>2._____</w:t>
+                                </w:r>
+                              </w:p>
+                            </w:txbxContent>
+                          </wps:txbx>
+                          <wps:bodyPr wrap="square" rtlCol="0">
+                            <a:noAutofit/>
+                          </wps:bodyPr>
+                        </wps:wsp>
+                        <wps:wsp>
+                          <wps:cNvPr id="1607475884" name="文字方塊 12">
+                            <a:extLst>
+                              <a:ext uri="{FF2B5EF4-FFF2-40B4-BE49-F238E27FC236}">
+                                <a16:creationId xmlns:a16="http://schemas.microsoft.com/office/drawing/2014/main" id="{C2BD7315-AC9B-F668-9013-1DA4B59E65AF}"/>
+                              </a:ext>
+                            </a:extLst>
+                          </wps:cNvPr>
+                          <wps:cNvSpPr txBox="1"/>
+                          <wps:spPr>
+                            <a:xfrm>
+                              <a:off x="3406591" y="5571359"/>
+                              <a:ext cx="1143976" cy="548641"/>
+                            </a:xfrm>
+                            <a:prstGeom prst="rect">
+                              <a:avLst/>
+                            </a:prstGeom>
+                            <a:noFill/>
+                          </wps:spPr>
+                          <wps:txbx>
+                            <w:txbxContent>
+                              <w:p>
+                                <w:pPr>
+                                  <w:jc w:val="center"/>
+                                  <w:rPr>
+                                    <w:rFonts w:ascii="Calibri" w:eastAsia="新細明體"/>
+                                    <w:color w:val="000000"/>
+                                    <w:kern w:val="24"/>
+                                    <w:sz w:val="40"/>
+                                    <w:szCs w:val="40"/>
+                                  </w:rPr>
+                                </w:pPr>
+                                <w:r>
+                                  <w:rPr>
+                                    <w:rFonts w:ascii="Calibri" w:eastAsia="新細明體" w:hint="eastAsia"/>
+                                    <w:color w:val="000000"/>
+                                    <w:kern w:val="24"/>
+                                    <w:sz w:val="40"/>
+                                    <w:szCs w:val="40"/>
+                                  </w:rPr>
+                                  <w:t>4._____</w:t>
+                                </w:r>
+                              </w:p>
+                            </w:txbxContent>
+                          </wps:txbx>
+                          <wps:bodyPr wrap="square" rtlCol="0">
+                            <a:noAutofit/>
+                          </wps:bodyPr>
+                        </wps:wsp>
+                        <wps:wsp>
+                          <wps:cNvPr id="1693188894" name="文字方塊 13">
+                            <a:extLst>
+                              <a:ext uri="{FF2B5EF4-FFF2-40B4-BE49-F238E27FC236}">
+                                <a16:creationId xmlns:a16="http://schemas.microsoft.com/office/drawing/2014/main" id="{A106FA48-C9CB-6BC5-EDD3-C7500E817264}"/>
+                              </a:ext>
+                            </a:extLst>
+                          </wps:cNvPr>
+                          <wps:cNvSpPr txBox="1"/>
+                          <wps:spPr>
+                            <a:xfrm>
+                              <a:off x="747550" y="1779931"/>
+                              <a:ext cx="1486102" cy="548641"/>
+                            </a:xfrm>
+                            <a:prstGeom prst="rect">
+                              <a:avLst/>
+                            </a:prstGeom>
+                            <a:noFill/>
+                          </wps:spPr>
+                          <wps:txbx>
+                            <w:txbxContent>
+                              <w:p>
+                                <w:pPr>
+                                  <w:jc w:val="center"/>
+                                  <w:rPr>
+                                    <w:rFonts w:ascii="Calibri" w:eastAsia="新細明體"/>
+                                    <w:color w:val="000000"/>
+                                    <w:kern w:val="24"/>
+                                    <w:sz w:val="40"/>
+                                    <w:szCs w:val="40"/>
+                                  </w:rPr>
+                                </w:pPr>
+                                <w:r>
+                                  <w:rPr>
+                                    <w:rFonts w:ascii="Calibri" w:eastAsia="新細明體" w:hint="eastAsia"/>
+                                    <w:color w:val="000000"/>
+                                    <w:kern w:val="24"/>
+                                    <w:sz w:val="40"/>
+                                    <w:szCs w:val="40"/>
+                                  </w:rPr>
+                                  <w:t>3.____</w:t>
+                                </w:r>
+                              </w:p>
+                            </w:txbxContent>
+                          </wps:txbx>
+                          <wps:bodyPr wrap="square" rtlCol="0">
+                            <a:noAutofit/>
+                          </wps:bodyPr>
+                        </wps:wsp>
+                      </wpg:grpSp>
+                      <wps:wsp>
+                        <wps:cNvPr id="16" name="文字方塊 15">
+                          <a:extLst>
+                            <a:ext uri="{FF2B5EF4-FFF2-40B4-BE49-F238E27FC236}">
+                              <a16:creationId xmlns:a16="http://schemas.microsoft.com/office/drawing/2014/main" id="{7998EAFD-CC27-032C-D33C-57D5F2AF6F54}"/>
+                            </a:ext>
+                          </a:extLst>
+                        </wps:cNvPr>
+                        <wps:cNvSpPr txBox="1"/>
+                        <wps:spPr>
+                          <a:xfrm>
+                            <a:off x="2510678" y="2274018"/>
+                            <a:ext cx="2142619" cy="664158"/>
+                          </a:xfrm>
+                          <a:prstGeom prst="rect">
+                            <a:avLst/>
+                          </a:prstGeom>
+                          <a:noFill/>
+                        </wps:spPr>
+                        <wps:txbx>
+                          <w:txbxContent>
+                            <w:p>
+                              <w:pPr>
+                                <w:jc w:val="center"/>
+                                <w:rPr>
+                                  <w:rFonts w:ascii="華康正顏楷體W5(P)" w:eastAsia="華康正顏楷體W5(P)"/>
+                                  <w:color w:val="000000"/>
+                                  <w:kern w:val="24"/>
+                                  <w:sz w:val="64"/>
+                                  <w:szCs w:val="64"/>
+                                </w:rPr>
+                              </w:pPr>
+                              <w:r>
+                                <w:rPr>
+                                  <w:rFonts w:ascii="華康正顏楷體W5(P)" w:eastAsia="華康正顏楷體W5(P)" w:hint="eastAsia"/>
+                                  <w:color w:val="000000"/>
+                                  <w:kern w:val="24"/>
+                                  <w:sz w:val="64"/>
+                                  <w:szCs w:val="64"/>
+                                </w:rPr>
+                                <w:t>勇氣之花</w:t>
+                              </w:r>
+                            </w:p>
+                          </w:txbxContent>
+                        </wps:txbx>
+                        <wps:bodyPr wrap="square" rtlCol="0">
+                          <a:noAutofit/>
+                        </wps:bodyPr>
+                      </wps:wsp>
+                    </wpg:wgp>
+                  </a:graphicData>
+                </a:graphic>
+                <wp14:sizeRelH relativeFrom="margin">
+                  <wp14:pctWidth>0</wp14:pctWidth>
+                </wp14:sizeRelH>
+                <wp14:sizeRelV relativeFrom="margin">
+                  <wp14:pctHeight>0</wp14:pctHeight>
+                </wp14:sizeRelV>
+              </wp:anchor>
+            </w:drawing>
+          </mc:Choice>
+          <mc:Fallback>
+            <w:pict>
+              <v:group w14:anchorId="75F80833" id="群組 1" o:spid="_x0000_s1026" style="position:absolute;margin-left:-10.8pt;margin-top:4.8pt;width:500.1pt;height:454.2pt;z-index:251659264;mso-width-relative:margin;mso-height-relative:margin" coordsize="71666,52838" o:gfxdata="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">
+                <v:group id="群組 14" o:spid="_x0000_s1027" style="position:absolute;width:71666;height:52838" coordorigin=",-534" coordsize="78679,61734" o:gfxdata="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">
+                  <v:shape id="手繪多邊形: 圖案 1647126377" o:spid="_x0000_s1028" style="position:absolute;width:78679;height:61200;visibility:visible;mso-wrap-style:square;v-text-anchor:middle" coordsize="5454348,4965832" o:gfxdata="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" path="m2707510,v596468,,1080000,483532,1080000,1080000c3787510,1275716,3735450,1459273,3644423,1617578r-73515,106086l3610673,1679912v195441,-195442,465441,-316325,763675,-316325c4970816,1363587,5454348,1847119,5454348,2443587v,596468,-483532,1080000,-1080000,1080000c4150673,3523587,3942879,3455591,3770510,3339140r-120239,-99206l3681722,3281994v116451,172369,184447,380163,184447,603838c3866169,4482300,3382637,4965832,2786169,4965832v-596468,,-1080000,-483532,-1080000,-1080000c1706169,3662157,1774166,3454363,1890616,3281994r22411,-29970l1891335,3228157r-47659,57764c1648234,3481362,1378234,3602245,1080000,3602245,483532,3602245,,3118713,,2522245,,1925777,483532,1442245,1080000,1442245v298234,,568234,120883,763676,316325l1891335,1816334r13825,-15211l1874130,1766981c1720061,1580293,1627510,1340955,1627510,1080000,1627510,483532,2111042,,2707510,xe" filled="f" strokecolor="#1c334e" strokeweight="2pt">
+                    <v:path arrowok="t" o:connecttype="custom" o:connectlocs="3905621,0;5463537,1331016;5257132,1993539;5151085,2124281;5208447,2070360;6310059,1680514;7867974,3011530;6310059,4342546;5439014,4115229;5265567,3992966;5310936,4044801;5577003,4788984;4019088,6120000;2461173,4788984;2727240,4044801;2759568,4007866;2728277,3978451;2659529,4049641;1557915,4439486;0,3108470;1557915,1777454;2659529,2167300;2728277,2238490;2748220,2219743;2703459,2177666;2347706,1331016;3905621,0" o:connectangles="0,0,0,0,0,0,0,0,0,0,0,0,0,0,0,0,0,0,0,0,0,0,0,0,0,0,0"/>
+                  </v:shape>
+                  <v:oval id="橢圓 336789842" o:spid="_x0000_s1029" style="position:absolute;left:27180;top:19617;width:24084;height:21600;visibility:visible;mso-wrap-style:square;v-text-anchor:middle" o:gfxdata="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" filled="f" strokecolor="#1c334e" strokeweight="2pt"/>
+                  <v:shapetype id="_x0000_t202" coordsize="21600,21600" o:spt="202" path="m,l,21600r21600,l21600,xe">
+                    <v:stroke joinstyle="miter"/>
+                    <v:path gradientshapeok="t" o:connecttype="rect"/>
+                  </v:shapetype>
+                  <v:shape id="文字方塊 10" o:spid="_x0000_s1030" type="#_x0000_t202" style="position:absolute;left:31899;top:-534;width:13606;height:5486;visibility:visible;mso-wrap-style:square;v-text-anchor:top" o:gfxdata="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" filled="f" stroked="f">
+                    <v:textbox>
+                      <w:txbxContent>
+                        <w:p>
+                          <w:pPr>
+                            <w:jc w:val="center"/>
+                            <w:rPr>
+                              <w:rFonts w:ascii="Calibri" w:eastAsia="新細明體"/>
+                              <w:color w:val="000000"/>
+                              <w:kern w:val="24"/>
+                              <w:sz w:val="40"/>
+                              <w:szCs w:val="40"/>
+                            </w:rPr>
+                          </w:pPr>
+                          <w:r>
+                            <w:rPr>
+                              <w:rFonts w:ascii="Calibri" w:eastAsia="新細明體" w:hint="eastAsia"/>
+                              <w:color w:val="000000"/>
+                              <w:kern w:val="24"/>
+                              <w:sz w:val="40"/>
+                              <w:szCs w:val="40"/>
+                            </w:rPr>
+                            <w:t>1._____</w:t>
+                          </w:r>
+                        </w:p>
+                      </w:txbxContent>
+                    </v:textbox>
+                  </v:shape>
+                  <v:shape id="文字方塊 11" o:spid="_x0000_s1031" type="#_x0000_t202" style="position:absolute;left:57641;top:16462;width:11627;height:5486;visibility:visible;mso-wrap-style:square;v-text-anchor:top" o:gfxdata="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" filled="f" stroked="f">
+                    <v:textbox>
+                      <w:txbxContent>
+                        <w:p>
+                          <w:pPr>
+                            <w:jc w:val="center"/>
+                            <w:rPr>
+                              <w:rFonts w:ascii="Calibri" w:eastAsia="新細明體"/>
+                              <w:color w:val="000000"/>
+                              <w:kern w:val="24"/>
+                              <w:sz w:val="40"/>
+                              <w:szCs w:val="40"/>
+                            </w:rPr>
+                          </w:pPr>
+                          <w:r>
+                            <w:rPr>
+                              <w:rFonts w:ascii="Calibri" w:eastAsia="新細明體" w:hint="eastAsia"/>
+                              <w:color w:val="000000"/>
+                              <w:kern w:val="24"/>
+                              <w:sz w:val="40"/>
+                              <w:szCs w:val="40"/>
+                            </w:rPr>
+                            <w:t>2._____</w:t>
+                          </w:r>
+                        </w:p>
+                      </w:txbxContent>
+                    </v:textbox>
+                  </v:shape>
+                  <v:shape id="文字方塊 12" o:spid="_x0000_s1032" type="#_x0000_t202" style="position:absolute;left:34065;top:55713;width:11440;height:5487;visibility:visible;mso-wrap-style:square;v-text-anchor:top" o:gfxdata="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" filled="f" stroked="f">
+                    <v:textbox>
+                      <w:txbxContent>
+                        <w:p>
+                          <w:pPr>
+                            <w:jc w:val="center"/>
+                            <w:rPr>
+                              <w:rFonts w:ascii="Calibri" w:eastAsia="新細明體"/>
+                              <w:color w:val="000000"/>
+                              <w:kern w:val="24"/>
+                              <w:sz w:val="40"/>
+                              <w:szCs w:val="40"/>
+                            </w:rPr>
+                          </w:pPr>
+                          <w:r>
+                            <w:rPr>
+                              <w:rFonts w:ascii="Calibri" w:eastAsia="新細明體" w:hint="eastAsia"/>
+                              <w:color w:val="000000"/>
+                              <w:kern w:val="24"/>
+                              <w:sz w:val="40"/>
+                              <w:szCs w:val="40"/>
+                            </w:rPr>
+                            <w:t>4._____</w:t>
+                          </w:r>
+                        </w:p>
+                      </w:txbxContent>
+                    </v:textbox>
+                  </v:shape>
+                  <v:shape id="文字方塊 13" o:spid="_x0000_s1033" type="#_x0000_t202" style="position:absolute;left:7475;top:17799;width:14861;height:5486;visibility:visible;mso-wrap-style:square;v-text-anchor:top" o:gfxdata="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" filled="f" stroked="f">
+                    <v:textbox>
+                      <w:txbxContent>
+                        <w:p>
+                          <w:pPr>
+                            <w:jc w:val="center"/>
+                            <w:rPr>
+                              <w:rFonts w:ascii="Calibri" w:eastAsia="新細明體"/>
+                              <w:color w:val="000000"/>
+                              <w:kern w:val="24"/>
+                              <w:sz w:val="40"/>
+                              <w:szCs w:val="40"/>
+                            </w:rPr>
+                          </w:pPr>
+                          <w:r>
+                            <w:rPr>
+                              <w:rFonts w:ascii="Calibri" w:eastAsia="新細明體" w:hint="eastAsia"/>
+                              <w:color w:val="000000"/>
+                              <w:kern w:val="24"/>
+                              <w:sz w:val="40"/>
+                              <w:szCs w:val="40"/>
+                            </w:rPr>
+                            <w:t>3.____</w:t>
+                          </w:r>
+                        </w:p>
+                      </w:txbxContent>
+                    </v:textbox>
+                  </v:shape>
+                </v:group>
+                <v:shape id="文字方塊 15" o:spid="_x0000_s1034" type="#_x0000_t202" style="position:absolute;left:25106;top:22740;width:21426;height:6641;visibility:visible;mso-wrap-style:square;v-text-anchor:top" o:gfxdata="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" filled="f" stroked="f">
+                  <v:textbox>
+                    <w:txbxContent>
+                      <w:p>
+                        <w:pPr>
+                          <w:jc w:val="center"/>
+                          <w:rPr>
+                            <w:rFonts w:ascii="華康正顏楷體W5(P)" w:eastAsia="華康正顏楷體W5(P)"/>
+                            <w:color w:val="000000"/>
+                            <w:kern w:val="24"/>
+                            <w:sz w:val="64"/>
+                            <w:szCs w:val="64"/>
+                          </w:rPr>
+                        </w:pPr>
+                        <w:r>
+                          <w:rPr>
+                            <w:rFonts w:ascii="華康正顏楷體W5(P)" w:eastAsia="華康正顏楷體W5(P)" w:hint="eastAsia"/>
+                            <w:color w:val="000000"/>
+                            <w:kern w:val="24"/>
+                            <w:sz w:val="64"/>
+                            <w:szCs w:val="64"/>
+                          </w:rPr>
+                          <w:t>勇氣之花</w:t>
+                        </w:r>
+                      </w:p>
+                    </w:txbxContent>
+                  </v:textbox>
+                </v:shape>
+              </v:group>
+            </w:pict>
+          </mc:Fallback>
+        </mc:AlternateContent>
+      </w:r>
     </w:p>
     <w:sectPr>
       <w:pgSz w:w="11906" w:h="16838"/>
